--- a/CS-hw4/report/实验4-张威-202311500.docx
+++ b/CS-hw4/report/实验4-张威-202311500.docx
@@ -6,6 +6,9 @@
       <w:pPr>
         <w:pStyle w:val="1"/>
         <w:jc w:val="center"/>
+        <w:rPr>
+          <w:rFonts w:hint="eastAsia"/>
+        </w:rPr>
       </w:pPr>
       <w:r>
         <w:t>人脸识别实验报告</w:t>
@@ -15,9 +18,6 @@
       <w:pPr>
         <w:ind w:firstLineChars="0" w:firstLine="0"/>
         <w:jc w:val="center"/>
-        <w:rPr>
-          <w:rFonts w:hint="eastAsia"/>
-        </w:rPr>
       </w:pPr>
       <w:r>
         <w:rPr>
@@ -89,18 +89,101 @@
         <w:ind w:firstLine="482"/>
         <w:rPr>
           <w:rStyle w:val="af0"/>
-          <w:rFonts w:hint="eastAsia"/>
-          <w:b w:val="0"/>
-          <w:bCs w:val="0"/>
-        </w:rPr>
-      </w:pPr>
-      <w:r>
-        <w:rPr>
-          <w:rStyle w:val="af0"/>
-          <w:b w:val="0"/>
-          <w:bCs w:val="0"/>
-        </w:rPr>
-        <w:t>本实验首先需要对原始CASIA-FaceV5数据集中的人脸进行区域提取，分别采用传统方法（Haar级联）和深度学习方法（MTCNN）进行对比实验，并将提取的人脸统一缩放至128×128尺寸保存。</w:t>
+          <w:rFonts w:ascii="Segoe UI" w:hAnsi="Segoe UI" w:cs="Segoe UI" w:hint="eastAsia"/>
+          <w:b w:val="0"/>
+          <w:bCs w:val="0"/>
+          <w:color w:val="0F1115"/>
+        </w:rPr>
+      </w:pPr>
+      <w:r>
+        <w:rPr>
+          <w:rStyle w:val="af0"/>
+          <w:rFonts w:ascii="Segoe UI" w:hAnsi="Segoe UI" w:cs="Segoe UI"/>
+          <w:b w:val="0"/>
+          <w:bCs w:val="0"/>
+          <w:color w:val="0F1115"/>
+        </w:rPr>
+        <w:t>本实验首先需要对原始</w:t>
+      </w:r>
+      <w:r>
+        <w:rPr>
+          <w:rStyle w:val="af0"/>
+          <w:rFonts w:ascii="Segoe UI" w:hAnsi="Segoe UI" w:cs="Segoe UI"/>
+          <w:b w:val="0"/>
+          <w:bCs w:val="0"/>
+          <w:color w:val="0F1115"/>
+        </w:rPr>
+        <w:t>CASIA-FaceV5</w:t>
+      </w:r>
+      <w:r>
+        <w:rPr>
+          <w:rStyle w:val="af0"/>
+          <w:rFonts w:ascii="Segoe UI" w:hAnsi="Segoe UI" w:cs="Segoe UI"/>
+          <w:b w:val="0"/>
+          <w:bCs w:val="0"/>
+          <w:color w:val="0F1115"/>
+        </w:rPr>
+        <w:t>数据集中的人脸进行区域提取，分别采用传统方法（</w:t>
+      </w:r>
+      <w:r>
+        <w:rPr>
+          <w:rStyle w:val="af0"/>
+          <w:rFonts w:ascii="Segoe UI" w:hAnsi="Segoe UI" w:cs="Segoe UI"/>
+          <w:b w:val="0"/>
+          <w:bCs w:val="0"/>
+          <w:color w:val="0F1115"/>
+        </w:rPr>
+        <w:t>Haar</w:t>
+      </w:r>
+      <w:r>
+        <w:rPr>
+          <w:rStyle w:val="af0"/>
+          <w:rFonts w:ascii="Segoe UI" w:hAnsi="Segoe UI" w:cs="Segoe UI"/>
+          <w:b w:val="0"/>
+          <w:bCs w:val="0"/>
+          <w:color w:val="0F1115"/>
+        </w:rPr>
+        <w:t>级联）和深度学习方法（</w:t>
+      </w:r>
+      <w:r>
+        <w:rPr>
+          <w:rStyle w:val="af0"/>
+          <w:rFonts w:ascii="Segoe UI" w:hAnsi="Segoe UI" w:cs="Segoe UI"/>
+          <w:b w:val="0"/>
+          <w:bCs w:val="0"/>
+          <w:color w:val="0F1115"/>
+        </w:rPr>
+        <w:t>MTCNN</w:t>
+      </w:r>
+      <w:r>
+        <w:rPr>
+          <w:rStyle w:val="af0"/>
+          <w:rFonts w:ascii="Segoe UI" w:hAnsi="Segoe UI" w:cs="Segoe UI"/>
+          <w:b w:val="0"/>
+          <w:bCs w:val="0"/>
+          <w:color w:val="0F1115"/>
+        </w:rPr>
+        <w:t>）进行对比实验，并将提取的人脸统一缩放至</w:t>
+      </w:r>
+      <w:r>
+        <w:rPr>
+          <w:rStyle w:val="af0"/>
+          <w:rFonts w:ascii="Segoe UI" w:hAnsi="Segoe UI" w:cs="Segoe UI"/>
+          <w:b w:val="0"/>
+          <w:bCs w:val="0"/>
+          <w:color w:val="0F1115"/>
+        </w:rPr>
+        <w:t>128×128</w:t>
+      </w:r>
+      <w:r>
+        <w:rPr>
+          <w:rStyle w:val="af0"/>
+          <w:rFonts w:ascii="Segoe UI" w:hAnsi="Segoe UI" w:cs="Segoe UI"/>
+          <w:b w:val="0"/>
+          <w:bCs w:val="0"/>
+          <w:color w:val="0F1115"/>
+        </w:rPr>
+        <w:t>尺寸保存。</w:t>
       </w:r>
     </w:p>
     <w:p>
@@ -111,9 +194,10 @@
         <w:ind w:firstLine="482"/>
         <w:rPr>
           <w:rStyle w:val="af0"/>
-          <w:rFonts w:hint="eastAsia"/>
-          <w:b w:val="0"/>
-          <w:bCs w:val="0"/>
+          <w:rFonts w:ascii="Segoe UI" w:hAnsi="Segoe UI" w:cs="Segoe UI" w:hint="eastAsia"/>
+          <w:b w:val="0"/>
+          <w:bCs w:val="0"/>
+          <w:color w:val="0F1115"/>
         </w:rPr>
       </w:pPr>
       <w:r>
@@ -139,10 +223,192 @@
       <w:r>
         <w:rPr>
           <w:rStyle w:val="af0"/>
-          <w:b w:val="0"/>
-          <w:bCs w:val="0"/>
-        </w:rPr>
-        <w:t>：利用OpenCV库提供的haarcascade_frontalface_default.xml级联分类器进行人脸检测。该方法基于哈尔特征（矩形特征）和积分图快速计算，通过Adaboost算法训练得到强分类器。在实验过程中，设置scaleFactor=1.1、minNeighbors=5、minSize=(50,50)作为检测参数。为进一步提升人脸区域完整性，对检测到的人脸框进行了5%的边缘外扩（Padding），防止裁剪时切除脸部轮廓。该方法处理速度快，在CPU上即可运行，但对光照变化、侧脸、遮挡等情况较为敏感。</w:t>
+          <w:rFonts w:ascii="Segoe UI" w:hAnsi="Segoe UI" w:cs="Segoe UI"/>
+          <w:b w:val="0"/>
+          <w:bCs w:val="0"/>
+          <w:color w:val="0F1115"/>
+        </w:rPr>
+        <w:t>：利用</w:t>
+      </w:r>
+      <w:r>
+        <w:rPr>
+          <w:rStyle w:val="af0"/>
+          <w:rFonts w:ascii="Segoe UI" w:hAnsi="Segoe UI" w:cs="Segoe UI"/>
+          <w:b w:val="0"/>
+          <w:bCs w:val="0"/>
+          <w:color w:val="0F1115"/>
+        </w:rPr>
+        <w:t>OpenCV</w:t>
+      </w:r>
+      <w:r>
+        <w:rPr>
+          <w:rStyle w:val="af0"/>
+          <w:rFonts w:ascii="Segoe UI" w:hAnsi="Segoe UI" w:cs="Segoe UI"/>
+          <w:b w:val="0"/>
+          <w:bCs w:val="0"/>
+          <w:color w:val="0F1115"/>
+        </w:rPr>
+        <w:t>库提供的</w:t>
+      </w:r>
+      <w:r>
+        <w:rPr>
+          <w:rStyle w:val="af0"/>
+          <w:rFonts w:ascii="Segoe UI" w:hAnsi="Segoe UI" w:cs="Segoe UI"/>
+          <w:b w:val="0"/>
+          <w:bCs w:val="0"/>
+          <w:color w:val="0F1115"/>
+        </w:rPr>
+        <w:t>haarcascade_frontalface_default.xml</w:t>
+      </w:r>
+      <w:r>
+        <w:rPr>
+          <w:rStyle w:val="af0"/>
+          <w:rFonts w:ascii="Segoe UI" w:hAnsi="Segoe UI" w:cs="Segoe UI"/>
+          <w:b w:val="0"/>
+          <w:bCs w:val="0"/>
+          <w:color w:val="0F1115"/>
+        </w:rPr>
+        <w:t>级联分类器进行人脸检测。该方法基于哈尔特征（矩形特征）和积分图快速计算，通过</w:t>
+      </w:r>
+      <w:r>
+        <w:rPr>
+          <w:rStyle w:val="af0"/>
+          <w:rFonts w:ascii="Segoe UI" w:hAnsi="Segoe UI" w:cs="Segoe UI"/>
+          <w:b w:val="0"/>
+          <w:bCs w:val="0"/>
+          <w:color w:val="0F1115"/>
+        </w:rPr>
+        <w:t>Adaboost</w:t>
+      </w:r>
+      <w:r>
+        <w:rPr>
+          <w:rStyle w:val="af0"/>
+          <w:rFonts w:ascii="Segoe UI" w:hAnsi="Segoe UI" w:cs="Segoe UI"/>
+          <w:b w:val="0"/>
+          <w:bCs w:val="0"/>
+          <w:color w:val="0F1115"/>
+        </w:rPr>
+        <w:t>算法训练得到强分类器。在实验过程中，设置</w:t>
+      </w:r>
+      <w:r>
+        <w:rPr>
+          <w:rStyle w:val="af0"/>
+          <w:rFonts w:ascii="Segoe UI" w:hAnsi="Segoe UI" w:cs="Segoe UI"/>
+          <w:b w:val="0"/>
+          <w:bCs w:val="0"/>
+          <w:color w:val="0F1115"/>
+        </w:rPr>
+        <w:t>scaleFactor=1.1</w:t>
+      </w:r>
+      <w:r>
+        <w:rPr>
+          <w:rStyle w:val="af0"/>
+          <w:rFonts w:ascii="Segoe UI" w:hAnsi="Segoe UI" w:cs="Segoe UI"/>
+          <w:b w:val="0"/>
+          <w:bCs w:val="0"/>
+          <w:color w:val="0F1115"/>
+        </w:rPr>
+        <w:t>、</w:t>
+      </w:r>
+      <w:r>
+        <w:rPr>
+          <w:rStyle w:val="af0"/>
+          <w:rFonts w:ascii="Segoe UI" w:hAnsi="Segoe UI" w:cs="Segoe UI"/>
+          <w:b w:val="0"/>
+          <w:bCs w:val="0"/>
+          <w:color w:val="0F1115"/>
+        </w:rPr>
+        <w:t>minNeighbors=5</w:t>
+      </w:r>
+      <w:r>
+        <w:rPr>
+          <w:rStyle w:val="af0"/>
+          <w:rFonts w:ascii="Segoe UI" w:hAnsi="Segoe UI" w:cs="Segoe UI"/>
+          <w:b w:val="0"/>
+          <w:bCs w:val="0"/>
+          <w:color w:val="0F1115"/>
+        </w:rPr>
+        <w:t>、</w:t>
+      </w:r>
+      <w:r>
+        <w:rPr>
+          <w:rStyle w:val="af0"/>
+          <w:rFonts w:ascii="Segoe UI" w:hAnsi="Segoe UI" w:cs="Segoe UI"/>
+          <w:b w:val="0"/>
+          <w:bCs w:val="0"/>
+          <w:color w:val="0F1115"/>
+        </w:rPr>
+        <w:t>minSize=(50,50)</w:t>
+      </w:r>
+      <w:r>
+        <w:rPr>
+          <w:rStyle w:val="af0"/>
+          <w:rFonts w:ascii="Segoe UI" w:hAnsi="Segoe UI" w:cs="Segoe UI"/>
+          <w:b w:val="0"/>
+          <w:bCs w:val="0"/>
+          <w:color w:val="0F1115"/>
+        </w:rPr>
+        <w:t>作为检测参数。为进一步提升人脸区域完整性，对检测到的人脸框进行了</w:t>
+      </w:r>
+      <w:r>
+        <w:rPr>
+          <w:rStyle w:val="af0"/>
+          <w:rFonts w:ascii="Segoe UI" w:hAnsi="Segoe UI" w:cs="Segoe UI"/>
+          <w:b w:val="0"/>
+          <w:bCs w:val="0"/>
+          <w:color w:val="0F1115"/>
+        </w:rPr>
+        <w:t>5%</w:t>
+      </w:r>
+      <w:r>
+        <w:rPr>
+          <w:rStyle w:val="af0"/>
+          <w:rFonts w:ascii="Segoe UI" w:hAnsi="Segoe UI" w:cs="Segoe UI"/>
+          <w:b w:val="0"/>
+          <w:bCs w:val="0"/>
+          <w:color w:val="0F1115"/>
+        </w:rPr>
+        <w:t>的边缘外扩（</w:t>
+      </w:r>
+      <w:r>
+        <w:rPr>
+          <w:rStyle w:val="af0"/>
+          <w:rFonts w:ascii="Segoe UI" w:hAnsi="Segoe UI" w:cs="Segoe UI"/>
+          <w:b w:val="0"/>
+          <w:bCs w:val="0"/>
+          <w:color w:val="0F1115"/>
+        </w:rPr>
+        <w:t>Padding</w:t>
+      </w:r>
+      <w:r>
+        <w:rPr>
+          <w:rStyle w:val="af0"/>
+          <w:rFonts w:ascii="Segoe UI" w:hAnsi="Segoe UI" w:cs="Segoe UI"/>
+          <w:b w:val="0"/>
+          <w:bCs w:val="0"/>
+          <w:color w:val="0F1115"/>
+        </w:rPr>
+        <w:t>），防止裁剪时切除脸部轮廓。该方法处理速度快，在</w:t>
+      </w:r>
+      <w:r>
+        <w:rPr>
+          <w:rStyle w:val="af0"/>
+          <w:rFonts w:ascii="Segoe UI" w:hAnsi="Segoe UI" w:cs="Segoe UI"/>
+          <w:b w:val="0"/>
+          <w:bCs w:val="0"/>
+          <w:color w:val="0F1115"/>
+        </w:rPr>
+        <w:t>CPU</w:t>
+      </w:r>
+      <w:r>
+        <w:rPr>
+          <w:rStyle w:val="af0"/>
+          <w:rFonts w:ascii="Segoe UI" w:hAnsi="Segoe UI" w:cs="Segoe UI"/>
+          <w:b w:val="0"/>
+          <w:bCs w:val="0"/>
+          <w:color w:val="0F1115"/>
+        </w:rPr>
+        <w:t>上即可运行，但对光照变化、侧脸、遮挡等情况较为敏感。</w:t>
       </w:r>
     </w:p>
     <w:p>
@@ -153,9 +419,10 @@
         <w:ind w:firstLine="482"/>
         <w:rPr>
           <w:rStyle w:val="af0"/>
-          <w:rFonts w:hint="eastAsia"/>
-          <w:b w:val="0"/>
-          <w:bCs w:val="0"/>
+          <w:rFonts w:ascii="Segoe UI" w:hAnsi="Segoe UI" w:cs="Segoe UI" w:hint="eastAsia"/>
+          <w:b w:val="0"/>
+          <w:bCs w:val="0"/>
+          <w:color w:val="0F1115"/>
         </w:rPr>
       </w:pPr>
       <w:r>
@@ -181,10 +448,232 @@
       <w:r>
         <w:rPr>
           <w:rStyle w:val="af0"/>
-          <w:b w:val="0"/>
-          <w:bCs w:val="0"/>
-        </w:rPr>
-        <w:t>：调用facenet_pytorch库中的MTCNN（Multi-task Cascaded Convolutional Networks）模块进行人脸检测。MTCNN通过三级级联卷积网络（P-Net、R-Net、O-Net）逐步筛选人脸候选框，并同时输出人脸框、5个关键点（双眼、鼻尖、嘴角）以及检测置信度分数。实验过程中，利用置信度分数对低质量检测框进行过滤（设置置信度阈值0.95），并同样采用5%的边缘外扩以保留完整脸部轮廓。该方法精度高、鲁棒性强，尤其对复杂背景、侧脸及遮挡情况表现优异，但需要GPU加速以保证实时处理速度。</w:t>
+          <w:rFonts w:ascii="Segoe UI" w:hAnsi="Segoe UI" w:cs="Segoe UI"/>
+          <w:b w:val="0"/>
+          <w:bCs w:val="0"/>
+          <w:color w:val="0F1115"/>
+        </w:rPr>
+        <w:t>：调用</w:t>
+      </w:r>
+      <w:r>
+        <w:rPr>
+          <w:rStyle w:val="af0"/>
+          <w:rFonts w:ascii="Segoe UI" w:hAnsi="Segoe UI" w:cs="Segoe UI"/>
+          <w:b w:val="0"/>
+          <w:bCs w:val="0"/>
+          <w:color w:val="0F1115"/>
+        </w:rPr>
+        <w:t>facenet_pytorch</w:t>
+      </w:r>
+      <w:r>
+        <w:rPr>
+          <w:rStyle w:val="af0"/>
+          <w:rFonts w:ascii="Segoe UI" w:hAnsi="Segoe UI" w:cs="Segoe UI"/>
+          <w:b w:val="0"/>
+          <w:bCs w:val="0"/>
+          <w:color w:val="0F1115"/>
+        </w:rPr>
+        <w:t>库中的</w:t>
+      </w:r>
+      <w:r>
+        <w:rPr>
+          <w:rStyle w:val="af0"/>
+          <w:rFonts w:ascii="Segoe UI" w:hAnsi="Segoe UI" w:cs="Segoe UI"/>
+          <w:b w:val="0"/>
+          <w:bCs w:val="0"/>
+          <w:color w:val="0F1115"/>
+        </w:rPr>
+        <w:t>MTCNN</w:t>
+      </w:r>
+      <w:r>
+        <w:rPr>
+          <w:rStyle w:val="af0"/>
+          <w:rFonts w:ascii="Segoe UI" w:hAnsi="Segoe UI" w:cs="Segoe UI"/>
+          <w:b w:val="0"/>
+          <w:bCs w:val="0"/>
+          <w:color w:val="0F1115"/>
+        </w:rPr>
+        <w:t>（</w:t>
+      </w:r>
+      <w:r>
+        <w:rPr>
+          <w:rStyle w:val="af0"/>
+          <w:rFonts w:ascii="Segoe UI" w:hAnsi="Segoe UI" w:cs="Segoe UI"/>
+          <w:b w:val="0"/>
+          <w:bCs w:val="0"/>
+          <w:color w:val="0F1115"/>
+        </w:rPr>
+        <w:t>Multi-task Cascaded Convolutional Networks</w:t>
+      </w:r>
+      <w:r>
+        <w:rPr>
+          <w:rStyle w:val="af0"/>
+          <w:rFonts w:ascii="Segoe UI" w:hAnsi="Segoe UI" w:cs="Segoe UI"/>
+          <w:b w:val="0"/>
+          <w:bCs w:val="0"/>
+          <w:color w:val="0F1115"/>
+        </w:rPr>
+        <w:t>）模块进行人脸检测。</w:t>
+      </w:r>
+      <w:r>
+        <w:rPr>
+          <w:rStyle w:val="af0"/>
+          <w:rFonts w:ascii="Segoe UI" w:hAnsi="Segoe UI" w:cs="Segoe UI"/>
+          <w:b w:val="0"/>
+          <w:bCs w:val="0"/>
+          <w:color w:val="0F1115"/>
+        </w:rPr>
+        <w:t>MTCNN</w:t>
+      </w:r>
+      <w:r>
+        <w:rPr>
+          <w:rStyle w:val="af0"/>
+          <w:rFonts w:ascii="Segoe UI" w:hAnsi="Segoe UI" w:cs="Segoe UI"/>
+          <w:b w:val="0"/>
+          <w:bCs w:val="0"/>
+          <w:color w:val="0F1115"/>
+        </w:rPr>
+        <w:t>通过三级级联卷积网络（</w:t>
+      </w:r>
+      <w:r>
+        <w:rPr>
+          <w:rStyle w:val="af0"/>
+          <w:rFonts w:ascii="Segoe UI" w:hAnsi="Segoe UI" w:cs="Segoe UI"/>
+          <w:b w:val="0"/>
+          <w:bCs w:val="0"/>
+          <w:color w:val="0F1115"/>
+        </w:rPr>
+        <w:t>P-Net</w:t>
+      </w:r>
+      <w:r>
+        <w:rPr>
+          <w:rStyle w:val="af0"/>
+          <w:rFonts w:ascii="Segoe UI" w:hAnsi="Segoe UI" w:cs="Segoe UI"/>
+          <w:b w:val="0"/>
+          <w:bCs w:val="0"/>
+          <w:color w:val="0F1115"/>
+        </w:rPr>
+        <w:t>、</w:t>
+      </w:r>
+      <w:r>
+        <w:rPr>
+          <w:rStyle w:val="af0"/>
+          <w:rFonts w:ascii="Segoe UI" w:hAnsi="Segoe UI" w:cs="Segoe UI"/>
+          <w:b w:val="0"/>
+          <w:bCs w:val="0"/>
+          <w:color w:val="0F1115"/>
+        </w:rPr>
+        <w:t>R-Net</w:t>
+      </w:r>
+      <w:r>
+        <w:rPr>
+          <w:rStyle w:val="af0"/>
+          <w:rFonts w:ascii="Segoe UI" w:hAnsi="Segoe UI" w:cs="Segoe UI"/>
+          <w:b w:val="0"/>
+          <w:bCs w:val="0"/>
+          <w:color w:val="0F1115"/>
+        </w:rPr>
+        <w:t>、</w:t>
+      </w:r>
+      <w:r>
+        <w:rPr>
+          <w:rStyle w:val="af0"/>
+          <w:rFonts w:ascii="Segoe UI" w:hAnsi="Segoe UI" w:cs="Segoe UI"/>
+          <w:b w:val="0"/>
+          <w:bCs w:val="0"/>
+          <w:color w:val="0F1115"/>
+        </w:rPr>
+        <w:t>O-Net</w:t>
+      </w:r>
+      <w:r>
+        <w:rPr>
+          <w:rStyle w:val="af0"/>
+          <w:rFonts w:ascii="Segoe UI" w:hAnsi="Segoe UI" w:cs="Segoe UI"/>
+          <w:b w:val="0"/>
+          <w:bCs w:val="0"/>
+          <w:color w:val="0F1115"/>
+        </w:rPr>
+        <w:t>）逐步筛选人脸候选框，并同时输出人脸框、</w:t>
+      </w:r>
+      <w:r>
+        <w:rPr>
+          <w:rStyle w:val="af0"/>
+          <w:rFonts w:ascii="Segoe UI" w:hAnsi="Segoe UI" w:cs="Segoe UI"/>
+          <w:b w:val="0"/>
+          <w:bCs w:val="0"/>
+          <w:color w:val="0F1115"/>
+        </w:rPr>
+        <w:t>5</w:t>
+      </w:r>
+      <w:r>
+        <w:rPr>
+          <w:rStyle w:val="af0"/>
+          <w:rFonts w:ascii="Segoe UI" w:hAnsi="Segoe UI" w:cs="Segoe UI"/>
+          <w:b w:val="0"/>
+          <w:bCs w:val="0"/>
+          <w:color w:val="0F1115"/>
+        </w:rPr>
+        <w:t>个关键点（双眼、鼻尖、嘴角）以及检测置信度分数。实验过程中，利用置信度分数对低质量检测框进行过滤（设置置信度阈值</w:t>
+      </w:r>
+      <w:r>
+        <w:rPr>
+          <w:rStyle w:val="af0"/>
+          <w:rFonts w:ascii="Segoe UI" w:hAnsi="Segoe UI" w:cs="Segoe UI"/>
+          <w:b w:val="0"/>
+          <w:bCs w:val="0"/>
+          <w:color w:val="0F1115"/>
+        </w:rPr>
+        <w:t>0.95</w:t>
+      </w:r>
+      <w:r>
+        <w:rPr>
+          <w:rStyle w:val="af0"/>
+          <w:rFonts w:ascii="Segoe UI" w:hAnsi="Segoe UI" w:cs="Segoe UI"/>
+          <w:b w:val="0"/>
+          <w:bCs w:val="0"/>
+          <w:color w:val="0F1115"/>
+        </w:rPr>
+        <w:t>），并同样采用</w:t>
+      </w:r>
+      <w:r>
+        <w:rPr>
+          <w:rStyle w:val="af0"/>
+          <w:rFonts w:ascii="Segoe UI" w:hAnsi="Segoe UI" w:cs="Segoe UI"/>
+          <w:b w:val="0"/>
+          <w:bCs w:val="0"/>
+          <w:color w:val="0F1115"/>
+        </w:rPr>
+        <w:t>5%</w:t>
+      </w:r>
+      <w:r>
+        <w:rPr>
+          <w:rStyle w:val="af0"/>
+          <w:rFonts w:ascii="Segoe UI" w:hAnsi="Segoe UI" w:cs="Segoe UI"/>
+          <w:b w:val="0"/>
+          <w:bCs w:val="0"/>
+          <w:color w:val="0F1115"/>
+        </w:rPr>
+        <w:t>的边缘外扩以保留完整脸部轮廓。该方法精度高、鲁棒性强，尤其对复杂背景、侧脸及遮挡情况表现优异，但需要</w:t>
+      </w:r>
+      <w:r>
+        <w:rPr>
+          <w:rStyle w:val="af0"/>
+          <w:rFonts w:ascii="Segoe UI" w:hAnsi="Segoe UI" w:cs="Segoe UI"/>
+          <w:b w:val="0"/>
+          <w:bCs w:val="0"/>
+          <w:color w:val="0F1115"/>
+        </w:rPr>
+        <w:t>GPU</w:t>
+      </w:r>
+      <w:r>
+        <w:rPr>
+          <w:rStyle w:val="af0"/>
+          <w:rFonts w:ascii="Segoe UI" w:hAnsi="Segoe UI" w:cs="Segoe UI"/>
+          <w:b w:val="0"/>
+          <w:bCs w:val="0"/>
+          <w:color w:val="0F1115"/>
+        </w:rPr>
+        <w:t>加速以保证实时处理速度。</w:t>
       </w:r>
     </w:p>
     <w:p>
@@ -195,8 +684,10 @@
         <w:ind w:firstLine="482"/>
         <w:rPr>
           <w:rStyle w:val="af0"/>
-          <w:b w:val="0"/>
-          <w:bCs w:val="0"/>
+          <w:rFonts w:ascii="Segoe UI" w:hAnsi="Segoe UI" w:cs="Segoe UI" w:hint="eastAsia"/>
+          <w:b w:val="0"/>
+          <w:bCs w:val="0"/>
+          <w:color w:val="0F1115"/>
         </w:rPr>
       </w:pPr>
       <w:r>
@@ -212,10 +703,92 @@
       <w:r>
         <w:rPr>
           <w:rStyle w:val="af0"/>
-          <w:b w:val="0"/>
-          <w:bCs w:val="0"/>
-        </w:rPr>
-        <w:t>：对CASIA-FaceV5数据集中的500张图片（100人×5张）进行人脸提取实验，统计结果如下表所示：</w:t>
+          <w:rFonts w:ascii="Segoe UI" w:hAnsi="Segoe UI" w:cs="Segoe UI"/>
+          <w:b w:val="0"/>
+          <w:bCs w:val="0"/>
+          <w:color w:val="0F1115"/>
+        </w:rPr>
+        <w:t>：对</w:t>
+      </w:r>
+      <w:r>
+        <w:rPr>
+          <w:rStyle w:val="af0"/>
+          <w:rFonts w:ascii="Segoe UI" w:hAnsi="Segoe UI" w:cs="Segoe UI"/>
+          <w:b w:val="0"/>
+          <w:bCs w:val="0"/>
+          <w:color w:val="0F1115"/>
+        </w:rPr>
+        <w:t>CASIA-FaceV5</w:t>
+      </w:r>
+      <w:r>
+        <w:rPr>
+          <w:rStyle w:val="af0"/>
+          <w:rFonts w:ascii="Segoe UI" w:hAnsi="Segoe UI" w:cs="Segoe UI"/>
+          <w:b w:val="0"/>
+          <w:bCs w:val="0"/>
+          <w:color w:val="0F1115"/>
+        </w:rPr>
+        <w:t>数据集中的</w:t>
+      </w:r>
+      <w:r>
+        <w:rPr>
+          <w:rStyle w:val="af0"/>
+          <w:rFonts w:ascii="Segoe UI" w:hAnsi="Segoe UI" w:cs="Segoe UI"/>
+          <w:b w:val="0"/>
+          <w:bCs w:val="0"/>
+          <w:color w:val="0F1115"/>
+        </w:rPr>
+        <w:t>500</w:t>
+      </w:r>
+      <w:r>
+        <w:rPr>
+          <w:rStyle w:val="af0"/>
+          <w:rFonts w:ascii="Segoe UI" w:hAnsi="Segoe UI" w:cs="Segoe UI"/>
+          <w:b w:val="0"/>
+          <w:bCs w:val="0"/>
+          <w:color w:val="0F1115"/>
+        </w:rPr>
+        <w:t>张图片（</w:t>
+      </w:r>
+      <w:r>
+        <w:rPr>
+          <w:rStyle w:val="af0"/>
+          <w:rFonts w:ascii="Segoe UI" w:hAnsi="Segoe UI" w:cs="Segoe UI"/>
+          <w:b w:val="0"/>
+          <w:bCs w:val="0"/>
+          <w:color w:val="0F1115"/>
+        </w:rPr>
+        <w:t>100</w:t>
+      </w:r>
+      <w:r>
+        <w:rPr>
+          <w:rStyle w:val="af0"/>
+          <w:rFonts w:ascii="Segoe UI" w:hAnsi="Segoe UI" w:cs="Segoe UI"/>
+          <w:b w:val="0"/>
+          <w:bCs w:val="0"/>
+          <w:color w:val="0F1115"/>
+        </w:rPr>
+        <w:t>人</w:t>
+      </w:r>
+      <w:r>
+        <w:rPr>
+          <w:rStyle w:val="af0"/>
+          <w:rFonts w:ascii="Segoe UI" w:hAnsi="Segoe UI" w:cs="Segoe UI"/>
+          <w:b w:val="0"/>
+          <w:bCs w:val="0"/>
+          <w:color w:val="0F1115"/>
+        </w:rPr>
+        <w:t>×5</w:t>
+      </w:r>
+      <w:r>
+        <w:rPr>
+          <w:rStyle w:val="af0"/>
+          <w:rFonts w:ascii="Segoe UI" w:hAnsi="Segoe UI" w:cs="Segoe UI"/>
+          <w:b w:val="0"/>
+          <w:bCs w:val="0"/>
+          <w:color w:val="0F1115"/>
+        </w:rPr>
+        <w:t>张）进行人脸提取实验，统计结果如下表所示：</w:t>
       </w:r>
     </w:p>
     <w:p>
@@ -226,6 +799,7 @@
         <w:ind w:firstLine="482"/>
         <w:rPr>
           <w:rStyle w:val="af0"/>
+          <w:rFonts w:hint="eastAsia"/>
           <w:b w:val="0"/>
           <w:bCs w:val="0"/>
         </w:rPr>
@@ -697,27 +1271,28 @@
         <w:ind w:firstLine="482"/>
         <w:rPr>
           <w:rStyle w:val="af0"/>
-          <w:rFonts w:hint="eastAsia"/>
-          <w:b w:val="0"/>
-          <w:bCs w:val="0"/>
-        </w:rPr>
-      </w:pPr>
-      <w:r>
-        <w:rPr>
-          <w:rStyle w:val="af0"/>
-          <w:rFonts w:hint="eastAsia"/>
-          <w:b w:val="0"/>
-          <w:bCs w:val="0"/>
-          <w:noProof/>
+          <w:rFonts w:ascii="Segoe UI" w:hAnsi="Segoe UI" w:cs="Segoe UI" w:hint="eastAsia"/>
+          <w:b w:val="0"/>
+          <w:bCs w:val="0"/>
+          <w:color w:val="0F1115"/>
+        </w:rPr>
+      </w:pPr>
+      <w:r>
+        <w:rPr>
+          <w:rStyle w:val="af0"/>
+          <w:rFonts w:ascii="Segoe UI" w:hAnsi="Segoe UI" w:cs="Segoe UI" w:hint="eastAsia"/>
+          <w:b w:val="0"/>
+          <w:bCs w:val="0"/>
+          <w:color w:val="0F1115"/>
         </w:rPr>
         <w:drawing>
-          <wp:anchor distT="0" distB="0" distL="114300" distR="114300" simplePos="0" relativeHeight="251658240" behindDoc="0" locked="0" layoutInCell="1" allowOverlap="1" wp14:anchorId="699B36F0" wp14:editId="2D14C144">
+          <wp:anchor distT="0" distB="0" distL="114300" distR="114300" simplePos="0" relativeHeight="251658240" behindDoc="0" locked="0" layoutInCell="1" allowOverlap="1" wp14:anchorId="699B36F0" wp14:editId="2AF0F56E">
             <wp:simplePos x="0" y="0"/>
             <wp:positionH relativeFrom="column">
-              <wp:posOffset>-123629</wp:posOffset>
+              <wp:posOffset>-123190</wp:posOffset>
             </wp:positionH>
             <wp:positionV relativeFrom="paragraph">
-              <wp:posOffset>1279525</wp:posOffset>
+              <wp:posOffset>1444625</wp:posOffset>
             </wp:positionV>
             <wp:extent cx="5529580" cy="1884680"/>
             <wp:effectExtent l="0" t="0" r="0" b="1270"/>
@@ -773,10 +1348,172 @@
       <w:r>
         <w:rPr>
           <w:rStyle w:val="af0"/>
-          <w:b w:val="0"/>
-          <w:bCs w:val="0"/>
-        </w:rPr>
-        <w:t>实验结果表明，Haar方法有8张图片未能检测到人脸，主要原因包括侧脸角度过大、光照条件不佳以及表情夸张等情况。相比之下，MTCNN方法成功检测了所有500张图片中的人脸，仅有1张因置信度低于阈值（0.95）被过滤，无完全漏检情况。此外，MTCNN输出的人脸框更加贴合人脸轮廓，而Haar方法的检测框相对粗糙。</w:t>
+          <w:rFonts w:ascii="Segoe UI" w:hAnsi="Segoe UI" w:cs="Segoe UI"/>
+          <w:b w:val="0"/>
+          <w:bCs w:val="0"/>
+          <w:color w:val="0F1115"/>
+        </w:rPr>
+        <w:t>实验结果表明，</w:t>
+      </w:r>
+      <w:r>
+        <w:rPr>
+          <w:rStyle w:val="af0"/>
+          <w:rFonts w:ascii="Segoe UI" w:hAnsi="Segoe UI" w:cs="Segoe UI"/>
+          <w:b w:val="0"/>
+          <w:bCs w:val="0"/>
+          <w:color w:val="0F1115"/>
+        </w:rPr>
+        <w:t>Haar</w:t>
+      </w:r>
+      <w:r>
+        <w:rPr>
+          <w:rStyle w:val="af0"/>
+          <w:rFonts w:ascii="Segoe UI" w:hAnsi="Segoe UI" w:cs="Segoe UI"/>
+          <w:b w:val="0"/>
+          <w:bCs w:val="0"/>
+          <w:color w:val="0F1115"/>
+        </w:rPr>
+        <w:t>方法有</w:t>
+      </w:r>
+      <w:r>
+        <w:rPr>
+          <w:rStyle w:val="af0"/>
+          <w:rFonts w:ascii="Segoe UI" w:hAnsi="Segoe UI" w:cs="Segoe UI"/>
+          <w:b w:val="0"/>
+          <w:bCs w:val="0"/>
+          <w:color w:val="0F1115"/>
+        </w:rPr>
+        <w:t>8</w:t>
+      </w:r>
+      <w:r>
+        <w:rPr>
+          <w:rStyle w:val="af0"/>
+          <w:rFonts w:ascii="Segoe UI" w:hAnsi="Segoe UI" w:cs="Segoe UI"/>
+          <w:b w:val="0"/>
+          <w:bCs w:val="0"/>
+          <w:color w:val="0F1115"/>
+        </w:rPr>
+        <w:t>张图片未能检测到人脸，主要原因包括侧脸角度过大、光照条件不佳以及表情夸张等情况。相比之下，</w:t>
+      </w:r>
+      <w:r>
+        <w:rPr>
+          <w:rStyle w:val="af0"/>
+          <w:rFonts w:ascii="Segoe UI" w:hAnsi="Segoe UI" w:cs="Segoe UI"/>
+          <w:b w:val="0"/>
+          <w:bCs w:val="0"/>
+          <w:color w:val="0F1115"/>
+        </w:rPr>
+        <w:t>MTCNN</w:t>
+      </w:r>
+      <w:r>
+        <w:rPr>
+          <w:rStyle w:val="af0"/>
+          <w:rFonts w:ascii="Segoe UI" w:hAnsi="Segoe UI" w:cs="Segoe UI"/>
+          <w:b w:val="0"/>
+          <w:bCs w:val="0"/>
+          <w:color w:val="0F1115"/>
+        </w:rPr>
+        <w:t>方法成功检测了所有</w:t>
+      </w:r>
+      <w:r>
+        <w:rPr>
+          <w:rStyle w:val="af0"/>
+          <w:rFonts w:ascii="Segoe UI" w:hAnsi="Segoe UI" w:cs="Segoe UI"/>
+          <w:b w:val="0"/>
+          <w:bCs w:val="0"/>
+          <w:color w:val="0F1115"/>
+        </w:rPr>
+        <w:t>500</w:t>
+      </w:r>
+      <w:r>
+        <w:rPr>
+          <w:rStyle w:val="af0"/>
+          <w:rFonts w:ascii="Segoe UI" w:hAnsi="Segoe UI" w:cs="Segoe UI"/>
+          <w:b w:val="0"/>
+          <w:bCs w:val="0"/>
+          <w:color w:val="0F1115"/>
+        </w:rPr>
+        <w:t>张图片中的人脸，仅有</w:t>
+      </w:r>
+      <w:r>
+        <w:rPr>
+          <w:rStyle w:val="af0"/>
+          <w:rFonts w:ascii="Segoe UI" w:hAnsi="Segoe UI" w:cs="Segoe UI"/>
+          <w:b w:val="0"/>
+          <w:bCs w:val="0"/>
+          <w:color w:val="0F1115"/>
+        </w:rPr>
+        <w:t>1</w:t>
+      </w:r>
+      <w:r>
+        <w:rPr>
+          <w:rStyle w:val="af0"/>
+          <w:rFonts w:ascii="Segoe UI" w:hAnsi="Segoe UI" w:cs="Segoe UI"/>
+          <w:b w:val="0"/>
+          <w:bCs w:val="0"/>
+          <w:color w:val="0F1115"/>
+        </w:rPr>
+        <w:t>张因置信度低于阈值（</w:t>
+      </w:r>
+      <w:r>
+        <w:rPr>
+          <w:rStyle w:val="af0"/>
+          <w:rFonts w:ascii="Segoe UI" w:hAnsi="Segoe UI" w:cs="Segoe UI"/>
+          <w:b w:val="0"/>
+          <w:bCs w:val="0"/>
+          <w:color w:val="0F1115"/>
+        </w:rPr>
+        <w:t>0.95</w:t>
+      </w:r>
+      <w:r>
+        <w:rPr>
+          <w:rStyle w:val="af0"/>
+          <w:rFonts w:ascii="Segoe UI" w:hAnsi="Segoe UI" w:cs="Segoe UI"/>
+          <w:b w:val="0"/>
+          <w:bCs w:val="0"/>
+          <w:color w:val="0F1115"/>
+        </w:rPr>
+        <w:t>）被过滤，无完全漏检情况。此外，</w:t>
+      </w:r>
+      <w:r>
+        <w:rPr>
+          <w:rStyle w:val="af0"/>
+          <w:rFonts w:ascii="Segoe UI" w:hAnsi="Segoe UI" w:cs="Segoe UI"/>
+          <w:b w:val="0"/>
+          <w:bCs w:val="0"/>
+          <w:color w:val="0F1115"/>
+        </w:rPr>
+        <w:t>MTCNN</w:t>
+      </w:r>
+      <w:r>
+        <w:rPr>
+          <w:rStyle w:val="af0"/>
+          <w:rFonts w:ascii="Segoe UI" w:hAnsi="Segoe UI" w:cs="Segoe UI"/>
+          <w:b w:val="0"/>
+          <w:bCs w:val="0"/>
+          <w:color w:val="0F1115"/>
+        </w:rPr>
+        <w:t>输出的人脸框更加贴合人脸轮廓，而</w:t>
+      </w:r>
+      <w:r>
+        <w:rPr>
+          <w:rStyle w:val="af0"/>
+          <w:rFonts w:ascii="Segoe UI" w:hAnsi="Segoe UI" w:cs="Segoe UI"/>
+          <w:b w:val="0"/>
+          <w:bCs w:val="0"/>
+          <w:color w:val="0F1115"/>
+        </w:rPr>
+        <w:t>Haar</w:t>
+      </w:r>
+      <w:r>
+        <w:rPr>
+          <w:rStyle w:val="af0"/>
+          <w:rFonts w:ascii="Segoe UI" w:hAnsi="Segoe UI" w:cs="Segoe UI"/>
+          <w:b w:val="0"/>
+          <w:bCs w:val="0"/>
+          <w:color w:val="0F1115"/>
+        </w:rPr>
+        <w:t>方法的检测框相对粗糙。</w:t>
       </w:r>
     </w:p>
     <w:p>
@@ -787,18 +1524,81 @@
         <w:ind w:firstLine="482"/>
         <w:rPr>
           <w:rStyle w:val="af0"/>
-          <w:rFonts w:hint="eastAsia"/>
-          <w:b w:val="0"/>
-          <w:bCs w:val="0"/>
-        </w:rPr>
-      </w:pPr>
-      <w:r>
-        <w:rPr>
-          <w:rStyle w:val="af0"/>
-          <w:b w:val="0"/>
-          <w:bCs w:val="0"/>
-        </w:rPr>
-        <w:t>综上分析，MTCNN在检测精度、鲁棒性和数据质量保证方面均优于传统Haar方法，因此后续步骤（闭集分类与开集识别）将统一使用MTCNN提取的人脸数据集。</w:t>
+          <w:rFonts w:ascii="Segoe UI" w:hAnsi="Segoe UI" w:cs="Segoe UI" w:hint="eastAsia"/>
+          <w:b w:val="0"/>
+          <w:bCs w:val="0"/>
+          <w:color w:val="0F1115"/>
+        </w:rPr>
+      </w:pPr>
+      <w:r>
+        <w:rPr>
+          <w:rStyle w:val="af0"/>
+          <w:rFonts w:ascii="Segoe UI" w:hAnsi="Segoe UI" w:cs="Segoe UI"/>
+          <w:b w:val="0"/>
+          <w:bCs w:val="0"/>
+          <w:color w:val="0F1115"/>
+        </w:rPr>
+        <w:t>综上分析，</w:t>
+      </w:r>
+      <w:r>
+        <w:rPr>
+          <w:rStyle w:val="af0"/>
+          <w:rFonts w:ascii="Segoe UI" w:hAnsi="Segoe UI" w:cs="Segoe UI"/>
+          <w:b w:val="0"/>
+          <w:bCs w:val="0"/>
+          <w:color w:val="0F1115"/>
+        </w:rPr>
+        <w:t>MTCNN</w:t>
+      </w:r>
+      <w:r>
+        <w:rPr>
+          <w:rStyle w:val="af0"/>
+          <w:rFonts w:ascii="Segoe UI" w:hAnsi="Segoe UI" w:cs="Segoe UI"/>
+          <w:b w:val="0"/>
+          <w:bCs w:val="0"/>
+          <w:color w:val="0F1115"/>
+        </w:rPr>
+        <w:t>在检测精度、鲁棒性和数据质量保证方面均优于传统</w:t>
+      </w:r>
+      <w:r>
+        <w:rPr>
+          <w:rStyle w:val="af0"/>
+          <w:rFonts w:ascii="Segoe UI" w:hAnsi="Segoe UI" w:cs="Segoe UI"/>
+          <w:b w:val="0"/>
+          <w:bCs w:val="0"/>
+          <w:color w:val="0F1115"/>
+        </w:rPr>
+        <w:t>Haar</w:t>
+      </w:r>
+      <w:r>
+        <w:rPr>
+          <w:rStyle w:val="af0"/>
+          <w:rFonts w:ascii="Segoe UI" w:hAnsi="Segoe UI" w:cs="Segoe UI"/>
+          <w:b w:val="0"/>
+          <w:bCs w:val="0"/>
+          <w:color w:val="0F1115"/>
+        </w:rPr>
+        <w:t>方法，因此后续步骤（闭集分类与开集识别）将统一使用</w:t>
+      </w:r>
+      <w:r>
+        <w:rPr>
+          <w:rStyle w:val="af0"/>
+          <w:rFonts w:ascii="Segoe UI" w:hAnsi="Segoe UI" w:cs="Segoe UI"/>
+          <w:b w:val="0"/>
+          <w:bCs w:val="0"/>
+          <w:color w:val="0F1115"/>
+        </w:rPr>
+        <w:t>MTCNN</w:t>
+      </w:r>
+      <w:r>
+        <w:rPr>
+          <w:rStyle w:val="af0"/>
+          <w:rFonts w:ascii="Segoe UI" w:hAnsi="Segoe UI" w:cs="Segoe UI"/>
+          <w:b w:val="0"/>
+          <w:bCs w:val="0"/>
+          <w:color w:val="0F1115"/>
+        </w:rPr>
+        <w:t>提取的人脸数据集。</w:t>
       </w:r>
     </w:p>
     <w:p>
@@ -810,6 +1610,1368 @@
       </w:pPr>
       <w:r>
         <w:t>闭集人脸分类</w:t>
+      </w:r>
+    </w:p>
+    <w:p>
+      <w:pPr>
+        <w:pStyle w:val="ds-markdown-paragraph"/>
+        <w:shd w:val="clear" w:color="auto" w:fill="FFFFFF"/>
+        <w:spacing w:before="240" w:beforeAutospacing="0" w:after="240" w:afterAutospacing="0" w:line="400" w:lineRule="exact"/>
+        <w:ind w:firstLine="482"/>
+        <w:rPr>
+          <w:rStyle w:val="af0"/>
+          <w:rFonts w:ascii="Segoe UI" w:hAnsi="Segoe UI" w:cs="Segoe UI"/>
+          <w:b w:val="0"/>
+          <w:bCs w:val="0"/>
+          <w:color w:val="0F1115"/>
+        </w:rPr>
+      </w:pPr>
+      <w:r>
+        <w:rPr>
+          <w:rStyle w:val="af0"/>
+          <w:rFonts w:ascii="Segoe UI" w:hAnsi="Segoe UI" w:cs="Segoe UI"/>
+          <w:b w:val="0"/>
+          <w:bCs w:val="0"/>
+          <w:color w:val="0F1115"/>
+        </w:rPr>
+        <w:t>闭集人脸识别将人脸识别视为一个标准的</w:t>
+      </w:r>
+      <w:r>
+        <w:rPr>
+          <w:rStyle w:val="af0"/>
+          <w:rFonts w:ascii="Segoe UI" w:hAnsi="Segoe UI" w:cs="Segoe UI"/>
+          <w:b w:val="0"/>
+          <w:bCs w:val="0"/>
+          <w:color w:val="0F1115"/>
+        </w:rPr>
+        <w:t>“</w:t>
+      </w:r>
+      <w:r>
+        <w:rPr>
+          <w:rStyle w:val="af0"/>
+          <w:rFonts w:ascii="Segoe UI" w:hAnsi="Segoe UI" w:cs="Segoe UI"/>
+          <w:b w:val="0"/>
+          <w:bCs w:val="0"/>
+          <w:color w:val="0F1115"/>
+        </w:rPr>
+        <w:t>多分类问题</w:t>
+      </w:r>
+      <w:r>
+        <w:rPr>
+          <w:rStyle w:val="af0"/>
+          <w:rFonts w:ascii="Segoe UI" w:hAnsi="Segoe UI" w:cs="Segoe UI"/>
+          <w:b w:val="0"/>
+          <w:bCs w:val="0"/>
+          <w:color w:val="0F1115"/>
+        </w:rPr>
+        <w:t>”</w:t>
+      </w:r>
+      <w:r>
+        <w:rPr>
+          <w:rStyle w:val="af0"/>
+          <w:rFonts w:ascii="Segoe UI" w:hAnsi="Segoe UI" w:cs="Segoe UI"/>
+          <w:b w:val="0"/>
+          <w:bCs w:val="0"/>
+          <w:color w:val="0F1115"/>
+        </w:rPr>
+        <w:t>，即模型需要将输入的人脸图像归类为训练集中已知的某个人员身份。本实验采用</w:t>
+      </w:r>
+      <w:r>
+        <w:rPr>
+          <w:rStyle w:val="af0"/>
+          <w:rFonts w:ascii="Segoe UI" w:hAnsi="Segoe UI" w:cs="Segoe UI"/>
+          <w:b w:val="0"/>
+          <w:bCs w:val="0"/>
+          <w:color w:val="0F1115"/>
+        </w:rPr>
+        <w:t>MTCNN</w:t>
+      </w:r>
+      <w:r>
+        <w:rPr>
+          <w:rStyle w:val="af0"/>
+          <w:rFonts w:ascii="Segoe UI" w:hAnsi="Segoe UI" w:cs="Segoe UI"/>
+          <w:b w:val="0"/>
+          <w:bCs w:val="0"/>
+          <w:color w:val="0F1115"/>
+        </w:rPr>
+        <w:t>提取的</w:t>
+      </w:r>
+      <w:r>
+        <w:rPr>
+          <w:rStyle w:val="af0"/>
+          <w:rFonts w:ascii="Segoe UI" w:hAnsi="Segoe UI" w:cs="Segoe UI"/>
+          <w:b w:val="0"/>
+          <w:bCs w:val="0"/>
+          <w:color w:val="0F1115"/>
+        </w:rPr>
+        <w:t>128×128</w:t>
+      </w:r>
+      <w:r>
+        <w:rPr>
+          <w:rStyle w:val="af0"/>
+          <w:rFonts w:ascii="Segoe UI" w:hAnsi="Segoe UI" w:cs="Segoe UI"/>
+          <w:b w:val="0"/>
+          <w:bCs w:val="0"/>
+          <w:color w:val="0F1115"/>
+        </w:rPr>
+        <w:t>尺寸人脸图像作为数据集，按</w:t>
+      </w:r>
+      <w:r>
+        <w:rPr>
+          <w:rStyle w:val="af0"/>
+          <w:rFonts w:ascii="Segoe UI" w:hAnsi="Segoe UI" w:cs="Segoe UI"/>
+          <w:b w:val="0"/>
+          <w:bCs w:val="0"/>
+          <w:color w:val="0F1115"/>
+        </w:rPr>
+        <w:t>8:2</w:t>
+      </w:r>
+      <w:r>
+        <w:rPr>
+          <w:rStyle w:val="af0"/>
+          <w:rFonts w:ascii="Segoe UI" w:hAnsi="Segoe UI" w:cs="Segoe UI"/>
+          <w:b w:val="0"/>
+          <w:bCs w:val="0"/>
+          <w:color w:val="0F1115"/>
+        </w:rPr>
+        <w:t>比例划分为训练集（约</w:t>
+      </w:r>
+      <w:r>
+        <w:rPr>
+          <w:rStyle w:val="af0"/>
+          <w:rFonts w:ascii="Segoe UI" w:hAnsi="Segoe UI" w:cs="Segoe UI"/>
+          <w:b w:val="0"/>
+          <w:bCs w:val="0"/>
+          <w:color w:val="0F1115"/>
+        </w:rPr>
+        <w:t>400</w:t>
+      </w:r>
+      <w:r>
+        <w:rPr>
+          <w:rStyle w:val="af0"/>
+          <w:rFonts w:ascii="Segoe UI" w:hAnsi="Segoe UI" w:cs="Segoe UI"/>
+          <w:b w:val="0"/>
+          <w:bCs w:val="0"/>
+          <w:color w:val="0F1115"/>
+        </w:rPr>
+        <w:t>张）和验证集（约</w:t>
+      </w:r>
+      <w:r>
+        <w:rPr>
+          <w:rStyle w:val="af0"/>
+          <w:rFonts w:ascii="Segoe UI" w:hAnsi="Segoe UI" w:cs="Segoe UI"/>
+          <w:b w:val="0"/>
+          <w:bCs w:val="0"/>
+          <w:color w:val="0F1115"/>
+        </w:rPr>
+        <w:t>100</w:t>
+      </w:r>
+      <w:r>
+        <w:rPr>
+          <w:rStyle w:val="af0"/>
+          <w:rFonts w:ascii="Segoe UI" w:hAnsi="Segoe UI" w:cs="Segoe UI"/>
+          <w:b w:val="0"/>
+          <w:bCs w:val="0"/>
+          <w:color w:val="0F1115"/>
+        </w:rPr>
+        <w:t>张），分别实现了手写</w:t>
+      </w:r>
+      <w:r>
+        <w:rPr>
+          <w:rStyle w:val="af0"/>
+          <w:rFonts w:ascii="Segoe UI" w:hAnsi="Segoe UI" w:cs="Segoe UI"/>
+          <w:b w:val="0"/>
+          <w:bCs w:val="0"/>
+          <w:color w:val="0F1115"/>
+        </w:rPr>
+        <w:t>CNN</w:t>
+      </w:r>
+      <w:r>
+        <w:rPr>
+          <w:rStyle w:val="af0"/>
+          <w:rFonts w:ascii="Segoe UI" w:hAnsi="Segoe UI" w:cs="Segoe UI"/>
+          <w:b w:val="0"/>
+          <w:bCs w:val="0"/>
+          <w:color w:val="0F1115"/>
+        </w:rPr>
+        <w:t>网络和</w:t>
+      </w:r>
+      <w:r>
+        <w:rPr>
+          <w:rStyle w:val="af0"/>
+          <w:rFonts w:ascii="Segoe UI" w:hAnsi="Segoe UI" w:cs="Segoe UI"/>
+          <w:b w:val="0"/>
+          <w:bCs w:val="0"/>
+          <w:color w:val="0F1115"/>
+        </w:rPr>
+        <w:t>ResNet18</w:t>
+      </w:r>
+      <w:r>
+        <w:rPr>
+          <w:rStyle w:val="af0"/>
+          <w:rFonts w:ascii="Segoe UI" w:hAnsi="Segoe UI" w:cs="Segoe UI"/>
+          <w:b w:val="0"/>
+          <w:bCs w:val="0"/>
+          <w:color w:val="0F1115"/>
+        </w:rPr>
+        <w:t>预训练模型微调两种方案，并对二者性能进行对比分析。</w:t>
+      </w:r>
+    </w:p>
+    <w:p>
+      <w:pPr>
+        <w:pStyle w:val="3"/>
+      </w:pPr>
+      <w:r>
+        <w:lastRenderedPageBreak/>
+        <w:t>手写</w:t>
+      </w:r>
+      <w:r>
+        <w:t>CNN</w:t>
+      </w:r>
+      <w:r>
+        <w:t>网络设计与训练</w:t>
+      </w:r>
+    </w:p>
+    <w:p>
+      <w:pPr>
+        <w:pStyle w:val="ds-markdown-paragraph"/>
+        <w:shd w:val="clear" w:color="auto" w:fill="FFFFFF"/>
+        <w:spacing w:before="240" w:beforeAutospacing="0" w:after="240" w:afterAutospacing="0" w:line="400" w:lineRule="exact"/>
+        <w:ind w:firstLine="482"/>
+        <w:rPr>
+          <w:rStyle w:val="af0"/>
+          <w:rFonts w:ascii="Segoe UI" w:hAnsi="Segoe UI" w:cs="Segoe UI"/>
+          <w:b w:val="0"/>
+          <w:bCs w:val="0"/>
+          <w:color w:val="0F1115"/>
+        </w:rPr>
+      </w:pPr>
+      <w:r>
+        <w:rPr>
+          <w:rStyle w:val="af0"/>
+          <w:rFonts w:ascii="Segoe UI" w:hAnsi="Segoe UI" w:cs="Segoe UI"/>
+          <w:b w:val="0"/>
+          <w:bCs w:val="0"/>
+          <w:color w:val="0F1115"/>
+        </w:rPr>
+        <w:t>为实现对深度学习模型底层原理的深入理解，本实验从零搭建了一个自定义卷积神经网络。网络结构包含</w:t>
+      </w:r>
+      <w:r>
+        <w:rPr>
+          <w:rStyle w:val="af0"/>
+          <w:rFonts w:ascii="Segoe UI" w:hAnsi="Segoe UI" w:cs="Segoe UI"/>
+          <w:b w:val="0"/>
+          <w:bCs w:val="0"/>
+          <w:color w:val="0F1115"/>
+        </w:rPr>
+        <w:t>5</w:t>
+      </w:r>
+      <w:r>
+        <w:rPr>
+          <w:rStyle w:val="af0"/>
+          <w:rFonts w:ascii="Segoe UI" w:hAnsi="Segoe UI" w:cs="Segoe UI"/>
+          <w:b w:val="0"/>
+          <w:bCs w:val="0"/>
+          <w:color w:val="0F1115"/>
+        </w:rPr>
+        <w:t>层卷积层和</w:t>
+      </w:r>
+      <w:r>
+        <w:rPr>
+          <w:rStyle w:val="af0"/>
+          <w:rFonts w:ascii="Segoe UI" w:hAnsi="Segoe UI" w:cs="Segoe UI"/>
+          <w:b w:val="0"/>
+          <w:bCs w:val="0"/>
+          <w:color w:val="0F1115"/>
+        </w:rPr>
+        <w:t>3</w:t>
+      </w:r>
+      <w:r>
+        <w:rPr>
+          <w:rStyle w:val="af0"/>
+          <w:rFonts w:ascii="Segoe UI" w:hAnsi="Segoe UI" w:cs="Segoe UI"/>
+          <w:b w:val="0"/>
+          <w:bCs w:val="0"/>
+          <w:color w:val="0F1115"/>
+        </w:rPr>
+        <w:t>层全连接层，具体设计如下：</w:t>
+      </w:r>
+    </w:p>
+    <w:p>
+      <w:pPr>
+        <w:pStyle w:val="ds-markdown-paragraph"/>
+        <w:shd w:val="clear" w:color="auto" w:fill="FFFFFF"/>
+        <w:spacing w:before="240" w:beforeAutospacing="0" w:after="240" w:afterAutospacing="0" w:line="400" w:lineRule="exact"/>
+        <w:ind w:firstLine="482"/>
+        <w:rPr>
+          <w:rStyle w:val="af0"/>
+          <w:rFonts w:ascii="Segoe UI" w:hAnsi="Segoe UI" w:cs="Segoe UI"/>
+          <w:b w:val="0"/>
+          <w:bCs w:val="0"/>
+          <w:color w:val="0F1115"/>
+        </w:rPr>
+      </w:pPr>
+      <w:r>
+        <w:rPr>
+          <w:rStyle w:val="af0"/>
+          <w:rFonts w:ascii="Segoe UI" w:hAnsi="Segoe UI" w:cs="Segoe UI"/>
+          <w:b w:val="0"/>
+          <w:bCs w:val="0"/>
+          <w:color w:val="0F1115"/>
+        </w:rPr>
+        <w:t>卷积层部分：采用</w:t>
+      </w:r>
+      <w:r>
+        <w:rPr>
+          <w:rStyle w:val="af0"/>
+          <w:rFonts w:ascii="Segoe UI" w:hAnsi="Segoe UI" w:cs="Segoe UI"/>
+          <w:b w:val="0"/>
+          <w:bCs w:val="0"/>
+          <w:color w:val="0F1115"/>
+        </w:rPr>
+        <w:t>32→64→128→256→512</w:t>
+      </w:r>
+      <w:r>
+        <w:rPr>
+          <w:rStyle w:val="af0"/>
+          <w:rFonts w:ascii="Segoe UI" w:hAnsi="Segoe UI" w:cs="Segoe UI"/>
+          <w:b w:val="0"/>
+          <w:bCs w:val="0"/>
+          <w:color w:val="0F1115"/>
+        </w:rPr>
+        <w:t>的通道数逐级递增策略，每层卷积后均添加</w:t>
+      </w:r>
+      <w:r>
+        <w:rPr>
+          <w:rStyle w:val="af0"/>
+          <w:rFonts w:ascii="Segoe UI" w:hAnsi="Segoe UI" w:cs="Segoe UI"/>
+          <w:b w:val="0"/>
+          <w:bCs w:val="0"/>
+          <w:color w:val="0F1115"/>
+        </w:rPr>
+        <w:t>BatchNorm2d</w:t>
+      </w:r>
+      <w:r>
+        <w:rPr>
+          <w:rStyle w:val="af0"/>
+          <w:rFonts w:ascii="Segoe UI" w:hAnsi="Segoe UI" w:cs="Segoe UI"/>
+          <w:b w:val="0"/>
+          <w:bCs w:val="0"/>
+          <w:color w:val="0F1115"/>
+        </w:rPr>
+        <w:t>进行批归一化以加速收敛，并使用</w:t>
+      </w:r>
+      <w:r>
+        <w:rPr>
+          <w:rStyle w:val="af0"/>
+          <w:rFonts w:ascii="Segoe UI" w:hAnsi="Segoe UI" w:cs="Segoe UI"/>
+          <w:b w:val="0"/>
+          <w:bCs w:val="0"/>
+          <w:color w:val="0F1115"/>
+        </w:rPr>
+        <w:t>ReLU</w:t>
+      </w:r>
+      <w:r>
+        <w:rPr>
+          <w:rStyle w:val="af0"/>
+          <w:rFonts w:ascii="Segoe UI" w:hAnsi="Segoe UI" w:cs="Segoe UI"/>
+          <w:b w:val="0"/>
+          <w:bCs w:val="0"/>
+          <w:color w:val="0F1115"/>
+        </w:rPr>
+        <w:t>激活函数引入非线性，最后通过</w:t>
+      </w:r>
+      <w:r>
+        <w:rPr>
+          <w:rStyle w:val="af0"/>
+          <w:rFonts w:ascii="Segoe UI" w:hAnsi="Segoe UI" w:cs="Segoe UI"/>
+          <w:b w:val="0"/>
+          <w:bCs w:val="0"/>
+          <w:color w:val="0F1115"/>
+        </w:rPr>
+        <w:t>MaxPool2d</w:t>
+      </w:r>
+      <w:r>
+        <w:rPr>
+          <w:rStyle w:val="af0"/>
+          <w:rFonts w:ascii="Segoe UI" w:hAnsi="Segoe UI" w:cs="Segoe UI"/>
+          <w:b w:val="0"/>
+          <w:bCs w:val="0"/>
+          <w:color w:val="0F1115"/>
+        </w:rPr>
+        <w:t>进行下采样。</w:t>
+      </w:r>
+    </w:p>
+    <w:p>
+      <w:pPr>
+        <w:pStyle w:val="ds-markdown-paragraph"/>
+        <w:shd w:val="clear" w:color="auto" w:fill="FFFFFF"/>
+        <w:spacing w:before="240" w:beforeAutospacing="0" w:after="240" w:afterAutospacing="0" w:line="400" w:lineRule="exact"/>
+        <w:ind w:firstLine="482"/>
+        <w:rPr>
+          <w:rStyle w:val="af0"/>
+          <w:rFonts w:ascii="Segoe UI" w:hAnsi="Segoe UI" w:cs="Segoe UI"/>
+          <w:b w:val="0"/>
+          <w:bCs w:val="0"/>
+          <w:color w:val="0F1115"/>
+        </w:rPr>
+      </w:pPr>
+      <w:r>
+        <w:rPr>
+          <w:rStyle w:val="af0"/>
+          <w:rFonts w:ascii="Segoe UI" w:hAnsi="Segoe UI" w:cs="Segoe UI"/>
+          <w:b w:val="0"/>
+          <w:bCs w:val="0"/>
+          <w:color w:val="0F1115"/>
+        </w:rPr>
+        <w:t>全连接层部分：将卷积层输出的特征图展平后，依次经过</w:t>
+      </w:r>
+      <w:r>
+        <w:rPr>
+          <w:rStyle w:val="af0"/>
+          <w:rFonts w:ascii="Segoe UI" w:hAnsi="Segoe UI" w:cs="Segoe UI"/>
+          <w:b w:val="0"/>
+          <w:bCs w:val="0"/>
+          <w:color w:val="0F1115"/>
+        </w:rPr>
+        <w:t>1024</w:t>
+      </w:r>
+      <w:r>
+        <w:rPr>
+          <w:rStyle w:val="af0"/>
+          <w:rFonts w:ascii="Segoe UI" w:hAnsi="Segoe UI" w:cs="Segoe UI"/>
+          <w:b w:val="0"/>
+          <w:bCs w:val="0"/>
+          <w:color w:val="0F1115"/>
+        </w:rPr>
+        <w:t>维和</w:t>
+      </w:r>
+      <w:r>
+        <w:rPr>
+          <w:rStyle w:val="af0"/>
+          <w:rFonts w:ascii="Segoe UI" w:hAnsi="Segoe UI" w:cs="Segoe UI"/>
+          <w:b w:val="0"/>
+          <w:bCs w:val="0"/>
+          <w:color w:val="0F1115"/>
+        </w:rPr>
+        <w:t>512</w:t>
+      </w:r>
+      <w:r>
+        <w:rPr>
+          <w:rStyle w:val="af0"/>
+          <w:rFonts w:ascii="Segoe UI" w:hAnsi="Segoe UI" w:cs="Segoe UI"/>
+          <w:b w:val="0"/>
+          <w:bCs w:val="0"/>
+          <w:color w:val="0F1115"/>
+        </w:rPr>
+        <w:t>维的全连接层，每层后均添加</w:t>
+      </w:r>
+      <w:r>
+        <w:rPr>
+          <w:rStyle w:val="af0"/>
+          <w:rFonts w:ascii="Segoe UI" w:hAnsi="Segoe UI" w:cs="Segoe UI"/>
+          <w:b w:val="0"/>
+          <w:bCs w:val="0"/>
+          <w:color w:val="0F1115"/>
+        </w:rPr>
+        <w:t>Dropout</w:t>
+      </w:r>
+      <w:r>
+        <w:rPr>
+          <w:rStyle w:val="af0"/>
+          <w:rFonts w:ascii="Segoe UI" w:hAnsi="Segoe UI" w:cs="Segoe UI"/>
+          <w:b w:val="0"/>
+          <w:bCs w:val="0"/>
+          <w:color w:val="0F1115"/>
+        </w:rPr>
+        <w:t>层（比率分别为</w:t>
+      </w:r>
+      <w:r>
+        <w:rPr>
+          <w:rStyle w:val="af0"/>
+          <w:rFonts w:ascii="Segoe UI" w:hAnsi="Segoe UI" w:cs="Segoe UI"/>
+          <w:b w:val="0"/>
+          <w:bCs w:val="0"/>
+          <w:color w:val="0F1115"/>
+        </w:rPr>
+        <w:t>0.5</w:t>
+      </w:r>
+      <w:r>
+        <w:rPr>
+          <w:rStyle w:val="af0"/>
+          <w:rFonts w:ascii="Segoe UI" w:hAnsi="Segoe UI" w:cs="Segoe UI"/>
+          <w:b w:val="0"/>
+          <w:bCs w:val="0"/>
+          <w:color w:val="0F1115"/>
+        </w:rPr>
+        <w:t>、</w:t>
+      </w:r>
+      <w:r>
+        <w:rPr>
+          <w:rStyle w:val="af0"/>
+          <w:rFonts w:ascii="Segoe UI" w:hAnsi="Segoe UI" w:cs="Segoe UI"/>
+          <w:b w:val="0"/>
+          <w:bCs w:val="0"/>
+          <w:color w:val="0F1115"/>
+        </w:rPr>
+        <w:t>0.5</w:t>
+      </w:r>
+      <w:r>
+        <w:rPr>
+          <w:rStyle w:val="af0"/>
+          <w:rFonts w:ascii="Segoe UI" w:hAnsi="Segoe UI" w:cs="Segoe UI"/>
+          <w:b w:val="0"/>
+          <w:bCs w:val="0"/>
+          <w:color w:val="0F1115"/>
+        </w:rPr>
+        <w:t>、</w:t>
+      </w:r>
+      <w:r>
+        <w:rPr>
+          <w:rStyle w:val="af0"/>
+          <w:rFonts w:ascii="Segoe UI" w:hAnsi="Segoe UI" w:cs="Segoe UI"/>
+          <w:b w:val="0"/>
+          <w:bCs w:val="0"/>
+          <w:color w:val="0F1115"/>
+        </w:rPr>
+        <w:t>0.3</w:t>
+      </w:r>
+      <w:r>
+        <w:rPr>
+          <w:rStyle w:val="af0"/>
+          <w:rFonts w:ascii="Segoe UI" w:hAnsi="Segoe UI" w:cs="Segoe UI"/>
+          <w:b w:val="0"/>
+          <w:bCs w:val="0"/>
+          <w:color w:val="0F1115"/>
+        </w:rPr>
+        <w:t>）以防止过拟合，最终输出</w:t>
+      </w:r>
+      <w:r>
+        <w:rPr>
+          <w:rStyle w:val="af0"/>
+          <w:rFonts w:ascii="Segoe UI" w:hAnsi="Segoe UI" w:cs="Segoe UI"/>
+          <w:b w:val="0"/>
+          <w:bCs w:val="0"/>
+          <w:color w:val="0F1115"/>
+        </w:rPr>
+        <w:t>100</w:t>
+      </w:r>
+      <w:r>
+        <w:rPr>
+          <w:rStyle w:val="af0"/>
+          <w:rFonts w:ascii="Segoe UI" w:hAnsi="Segoe UI" w:cs="Segoe UI"/>
+          <w:b w:val="0"/>
+          <w:bCs w:val="0"/>
+          <w:color w:val="0F1115"/>
+        </w:rPr>
+        <w:t>个类别的分类结果。</w:t>
+      </w:r>
+    </w:p>
+    <w:p>
+      <w:pPr>
+        <w:pStyle w:val="ds-markdown-paragraph"/>
+        <w:shd w:val="clear" w:color="auto" w:fill="FFFFFF"/>
+        <w:spacing w:before="240" w:beforeAutospacing="0" w:after="240" w:afterAutospacing="0" w:line="400" w:lineRule="exact"/>
+        <w:ind w:firstLine="482"/>
+        <w:rPr>
+          <w:rStyle w:val="af0"/>
+          <w:rFonts w:ascii="Segoe UI" w:hAnsi="Segoe UI" w:cs="Segoe UI"/>
+          <w:b w:val="0"/>
+          <w:bCs w:val="0"/>
+          <w:color w:val="0F1115"/>
+        </w:rPr>
+      </w:pPr>
+      <w:r>
+        <w:rPr>
+          <w:rStyle w:val="af0"/>
+          <w:rFonts w:ascii="Segoe UI" w:hAnsi="Segoe UI" w:cs="Segoe UI"/>
+          <w:b w:val="0"/>
+          <w:bCs w:val="0"/>
+          <w:color w:val="0F1115"/>
+        </w:rPr>
+        <w:t>模型总参数量约</w:t>
+      </w:r>
+      <w:r>
+        <w:rPr>
+          <w:rStyle w:val="af0"/>
+          <w:rFonts w:ascii="Segoe UI" w:hAnsi="Segoe UI" w:cs="Segoe UI"/>
+          <w:b w:val="0"/>
+          <w:bCs w:val="0"/>
+          <w:color w:val="0F1115"/>
+        </w:rPr>
+        <w:t>10.5M</w:t>
+      </w:r>
+      <w:r>
+        <w:rPr>
+          <w:rStyle w:val="af0"/>
+          <w:rFonts w:ascii="Segoe UI" w:hAnsi="Segoe UI" w:cs="Segoe UI"/>
+          <w:b w:val="0"/>
+          <w:bCs w:val="0"/>
+          <w:color w:val="0F1115"/>
+        </w:rPr>
+        <w:t>，使用交叉熵损失函数和</w:t>
+      </w:r>
+      <w:r>
+        <w:rPr>
+          <w:rStyle w:val="af0"/>
+          <w:rFonts w:ascii="Segoe UI" w:hAnsi="Segoe UI" w:cs="Segoe UI"/>
+          <w:b w:val="0"/>
+          <w:bCs w:val="0"/>
+          <w:color w:val="0F1115"/>
+        </w:rPr>
+        <w:t>Adam</w:t>
+      </w:r>
+      <w:r>
+        <w:rPr>
+          <w:rStyle w:val="af0"/>
+          <w:rFonts w:ascii="Segoe UI" w:hAnsi="Segoe UI" w:cs="Segoe UI"/>
+          <w:b w:val="0"/>
+          <w:bCs w:val="0"/>
+          <w:color w:val="0F1115"/>
+        </w:rPr>
+        <w:t>优化器（学习率</w:t>
+      </w:r>
+      <w:r>
+        <w:rPr>
+          <w:rStyle w:val="af0"/>
+          <w:rFonts w:ascii="Segoe UI" w:hAnsi="Segoe UI" w:cs="Segoe UI"/>
+          <w:b w:val="0"/>
+          <w:bCs w:val="0"/>
+          <w:color w:val="0F1115"/>
+        </w:rPr>
+        <w:t>0.001</w:t>
+      </w:r>
+      <w:r>
+        <w:rPr>
+          <w:rStyle w:val="af0"/>
+          <w:rFonts w:ascii="Segoe UI" w:hAnsi="Segoe UI" w:cs="Segoe UI"/>
+          <w:b w:val="0"/>
+          <w:bCs w:val="0"/>
+          <w:color w:val="0F1115"/>
+        </w:rPr>
+        <w:t>），共训练</w:t>
+      </w:r>
+      <w:r>
+        <w:rPr>
+          <w:rStyle w:val="af0"/>
+          <w:rFonts w:ascii="Segoe UI" w:hAnsi="Segoe UI" w:cs="Segoe UI"/>
+          <w:b w:val="0"/>
+          <w:bCs w:val="0"/>
+          <w:color w:val="0F1115"/>
+        </w:rPr>
+        <w:t>100</w:t>
+      </w:r>
+      <w:r>
+        <w:rPr>
+          <w:rStyle w:val="af0"/>
+          <w:rFonts w:ascii="Segoe UI" w:hAnsi="Segoe UI" w:cs="Segoe UI"/>
+          <w:b w:val="0"/>
+          <w:bCs w:val="0"/>
+          <w:color w:val="0F1115"/>
+        </w:rPr>
+        <w:t>个</w:t>
+      </w:r>
+      <w:r>
+        <w:rPr>
+          <w:rStyle w:val="af0"/>
+          <w:rFonts w:ascii="Segoe UI" w:hAnsi="Segoe UI" w:cs="Segoe UI"/>
+          <w:b w:val="0"/>
+          <w:bCs w:val="0"/>
+          <w:color w:val="0F1115"/>
+        </w:rPr>
+        <w:t>epoch</w:t>
+      </w:r>
+      <w:r>
+        <w:rPr>
+          <w:rStyle w:val="af0"/>
+          <w:rFonts w:ascii="Segoe UI" w:hAnsi="Segoe UI" w:cs="Segoe UI"/>
+          <w:b w:val="0"/>
+          <w:bCs w:val="0"/>
+          <w:color w:val="0F1115"/>
+        </w:rPr>
+        <w:t>，并采用</w:t>
+      </w:r>
+      <w:r>
+        <w:rPr>
+          <w:rStyle w:val="af0"/>
+          <w:rFonts w:ascii="Segoe UI" w:hAnsi="Segoe UI" w:cs="Segoe UI"/>
+          <w:b w:val="0"/>
+          <w:bCs w:val="0"/>
+          <w:color w:val="0F1115"/>
+        </w:rPr>
+        <w:t>StepLR</w:t>
+      </w:r>
+      <w:r>
+        <w:rPr>
+          <w:rStyle w:val="af0"/>
+          <w:rFonts w:ascii="Segoe UI" w:hAnsi="Segoe UI" w:cs="Segoe UI"/>
+          <w:b w:val="0"/>
+          <w:bCs w:val="0"/>
+          <w:color w:val="0F1115"/>
+        </w:rPr>
+        <w:t>学习率调度策略（每</w:t>
+      </w:r>
+      <w:r>
+        <w:rPr>
+          <w:rStyle w:val="af0"/>
+          <w:rFonts w:ascii="Segoe UI" w:hAnsi="Segoe UI" w:cs="Segoe UI"/>
+          <w:b w:val="0"/>
+          <w:bCs w:val="0"/>
+          <w:color w:val="0F1115"/>
+        </w:rPr>
+        <w:t>50</w:t>
+      </w:r>
+      <w:r>
+        <w:rPr>
+          <w:rStyle w:val="af0"/>
+          <w:rFonts w:ascii="Segoe UI" w:hAnsi="Segoe UI" w:cs="Segoe UI"/>
+          <w:b w:val="0"/>
+          <w:bCs w:val="0"/>
+          <w:color w:val="0F1115"/>
+        </w:rPr>
+        <w:t>轮衰减</w:t>
+      </w:r>
+      <w:r>
+        <w:rPr>
+          <w:rStyle w:val="af0"/>
+          <w:rFonts w:ascii="Segoe UI" w:hAnsi="Segoe UI" w:cs="Segoe UI"/>
+          <w:b w:val="0"/>
+          <w:bCs w:val="0"/>
+          <w:color w:val="0F1115"/>
+        </w:rPr>
+        <w:t>0.5</w:t>
+      </w:r>
+      <w:r>
+        <w:rPr>
+          <w:rStyle w:val="af0"/>
+          <w:rFonts w:ascii="Segoe UI" w:hAnsi="Segoe UI" w:cs="Segoe UI"/>
+          <w:b w:val="0"/>
+          <w:bCs w:val="0"/>
+          <w:color w:val="0F1115"/>
+        </w:rPr>
+        <w:t>）。</w:t>
+      </w:r>
+    </w:p>
+    <w:p>
+      <w:pPr>
+        <w:pStyle w:val="ds-markdown-paragraph"/>
+        <w:shd w:val="clear" w:color="auto" w:fill="FFFFFF"/>
+        <w:spacing w:before="240" w:beforeAutospacing="0" w:after="240" w:afterAutospacing="0" w:line="400" w:lineRule="exact"/>
+        <w:ind w:firstLine="482"/>
+        <w:rPr>
+          <w:rStyle w:val="af0"/>
+          <w:rFonts w:ascii="Segoe UI" w:hAnsi="Segoe UI" w:cs="Segoe UI"/>
+          <w:b w:val="0"/>
+          <w:bCs w:val="0"/>
+          <w:color w:val="0F1115"/>
+        </w:rPr>
+      </w:pPr>
+      <w:r>
+        <w:rPr>
+          <w:rStyle w:val="af0"/>
+          <w:rFonts w:ascii="Segoe UI" w:hAnsi="Segoe UI" w:cs="Segoe UI"/>
+          <w:b w:val="0"/>
+          <w:bCs w:val="0"/>
+          <w:color w:val="0F1115"/>
+        </w:rPr>
+        <w:t>训练完成后，模型在验证集上的最佳准确率为</w:t>
+      </w:r>
+      <w:r>
+        <w:rPr>
+          <w:rStyle w:val="af0"/>
+          <w:rFonts w:ascii="Segoe UI" w:hAnsi="Segoe UI" w:cs="Segoe UI"/>
+          <w:b w:val="0"/>
+          <w:bCs w:val="0"/>
+          <w:color w:val="0F1115"/>
+        </w:rPr>
+        <w:t>28%</w:t>
+      </w:r>
+      <w:r>
+        <w:rPr>
+          <w:rStyle w:val="af0"/>
+          <w:rFonts w:ascii="Segoe UI" w:hAnsi="Segoe UI" w:cs="Segoe UI"/>
+          <w:b w:val="0"/>
+          <w:bCs w:val="0"/>
+          <w:color w:val="0F1115"/>
+        </w:rPr>
+        <w:t>。分析原因主要有两点：一是数据集规模较小（每人仅</w:t>
+      </w:r>
+      <w:r>
+        <w:rPr>
+          <w:rStyle w:val="af0"/>
+          <w:rFonts w:ascii="Segoe UI" w:hAnsi="Segoe UI" w:cs="Segoe UI"/>
+          <w:b w:val="0"/>
+          <w:bCs w:val="0"/>
+          <w:color w:val="0F1115"/>
+        </w:rPr>
+        <w:t>5</w:t>
+      </w:r>
+      <w:r>
+        <w:rPr>
+          <w:rStyle w:val="af0"/>
+          <w:rFonts w:ascii="Segoe UI" w:hAnsi="Segoe UI" w:cs="Segoe UI"/>
+          <w:b w:val="0"/>
+          <w:bCs w:val="0"/>
+          <w:color w:val="0F1115"/>
+        </w:rPr>
+        <w:t>张照片），而模型参数量较大，导致过拟合现象严重；二是从头训练</w:t>
+      </w:r>
+      <w:r>
+        <w:rPr>
+          <w:rStyle w:val="af0"/>
+          <w:rFonts w:ascii="Segoe UI" w:hAnsi="Segoe UI" w:cs="Segoe UI"/>
+          <w:b w:val="0"/>
+          <w:bCs w:val="0"/>
+          <w:color w:val="0F1115"/>
+        </w:rPr>
+        <w:t>CNN</w:t>
+      </w:r>
+      <w:r>
+        <w:rPr>
+          <w:rStyle w:val="af0"/>
+          <w:rFonts w:ascii="Segoe UI" w:hAnsi="Segoe UI" w:cs="Segoe UI"/>
+          <w:b w:val="0"/>
+          <w:bCs w:val="0"/>
+          <w:color w:val="0F1115"/>
+        </w:rPr>
+        <w:t>需要大量数据才能学习到有效特征，小样本条件下难以充分收敛。</w:t>
+      </w:r>
+    </w:p>
+    <w:p>
+      <w:pPr>
+        <w:pStyle w:val="3"/>
+      </w:pPr>
+      <w:r>
+        <w:t>ResNet18</w:t>
+      </w:r>
+      <w:r>
+        <w:t>预训练模型微调</w:t>
+      </w:r>
+    </w:p>
+    <w:p>
+      <w:pPr>
+        <w:pStyle w:val="ds-markdown-paragraph"/>
+        <w:shd w:val="clear" w:color="auto" w:fill="FFFFFF"/>
+        <w:spacing w:before="240" w:beforeAutospacing="0" w:after="240" w:afterAutospacing="0" w:line="400" w:lineRule="exact"/>
+        <w:ind w:firstLine="482"/>
+        <w:rPr>
+          <w:rStyle w:val="af0"/>
+          <w:rFonts w:ascii="Segoe UI" w:hAnsi="Segoe UI" w:cs="Segoe UI"/>
+          <w:b w:val="0"/>
+          <w:bCs w:val="0"/>
+          <w:color w:val="0F1115"/>
+        </w:rPr>
+      </w:pPr>
+      <w:r>
+        <w:rPr>
+          <w:rStyle w:val="af0"/>
+          <w:rFonts w:ascii="Segoe UI" w:hAnsi="Segoe UI" w:cs="Segoe UI"/>
+          <w:b w:val="0"/>
+          <w:bCs w:val="0"/>
+          <w:color w:val="0F1115"/>
+        </w:rPr>
+        <w:t>为解决小样本数据集的训练困难，本实验引入迁移学习策略，采用在</w:t>
+      </w:r>
+      <w:r>
+        <w:rPr>
+          <w:rStyle w:val="af0"/>
+          <w:rFonts w:ascii="Segoe UI" w:hAnsi="Segoe UI" w:cs="Segoe UI"/>
+          <w:b w:val="0"/>
+          <w:bCs w:val="0"/>
+          <w:color w:val="0F1115"/>
+        </w:rPr>
+        <w:t>ImageNet</w:t>
+      </w:r>
+      <w:r>
+        <w:rPr>
+          <w:rStyle w:val="af0"/>
+          <w:rFonts w:ascii="Segoe UI" w:hAnsi="Segoe UI" w:cs="Segoe UI"/>
+          <w:b w:val="0"/>
+          <w:bCs w:val="0"/>
+          <w:color w:val="0F1115"/>
+        </w:rPr>
+        <w:t>上预训练的</w:t>
+      </w:r>
+      <w:r>
+        <w:rPr>
+          <w:rStyle w:val="af0"/>
+          <w:rFonts w:ascii="Segoe UI" w:hAnsi="Segoe UI" w:cs="Segoe UI"/>
+          <w:b w:val="0"/>
+          <w:bCs w:val="0"/>
+          <w:color w:val="0F1115"/>
+        </w:rPr>
+        <w:t>ResNet18</w:t>
+      </w:r>
+      <w:r>
+        <w:rPr>
+          <w:rStyle w:val="af0"/>
+          <w:rFonts w:ascii="Segoe UI" w:hAnsi="Segoe UI" w:cs="Segoe UI"/>
+          <w:b w:val="0"/>
+          <w:bCs w:val="0"/>
+          <w:color w:val="0F1115"/>
+        </w:rPr>
+        <w:t>模型进行微调。具体策略如下：</w:t>
+      </w:r>
+    </w:p>
+    <w:p>
+      <w:pPr>
+        <w:pStyle w:val="ds-markdown-paragraph"/>
+        <w:shd w:val="clear" w:color="auto" w:fill="FFFFFF"/>
+        <w:spacing w:before="240" w:beforeAutospacing="0" w:after="240" w:afterAutospacing="0" w:line="400" w:lineRule="exact"/>
+        <w:ind w:firstLine="482"/>
+        <w:rPr>
+          <w:rStyle w:val="af0"/>
+          <w:rFonts w:ascii="Segoe UI" w:hAnsi="Segoe UI" w:cs="Segoe UI"/>
+          <w:b w:val="0"/>
+          <w:bCs w:val="0"/>
+          <w:color w:val="0F1115"/>
+        </w:rPr>
+      </w:pPr>
+      <w:r>
+        <w:rPr>
+          <w:rStyle w:val="af0"/>
+          <w:rFonts w:ascii="Segoe UI" w:hAnsi="Segoe UI" w:cs="Segoe UI"/>
+          <w:b w:val="0"/>
+          <w:bCs w:val="0"/>
+          <w:color w:val="0F1115"/>
+        </w:rPr>
+        <w:t>冻结</w:t>
+      </w:r>
+      <w:r>
+        <w:rPr>
+          <w:rStyle w:val="af0"/>
+          <w:rFonts w:ascii="Segoe UI" w:hAnsi="Segoe UI" w:cs="Segoe UI"/>
+          <w:b w:val="0"/>
+          <w:bCs w:val="0"/>
+          <w:color w:val="0F1115"/>
+        </w:rPr>
+        <w:t>ResNet18</w:t>
+      </w:r>
+      <w:r>
+        <w:rPr>
+          <w:rStyle w:val="af0"/>
+          <w:rFonts w:ascii="Segoe UI" w:hAnsi="Segoe UI" w:cs="Segoe UI"/>
+          <w:b w:val="0"/>
+          <w:bCs w:val="0"/>
+          <w:color w:val="0F1115"/>
+        </w:rPr>
+        <w:t>的前三个残差块（</w:t>
+      </w:r>
+      <w:r>
+        <w:rPr>
+          <w:rStyle w:val="af0"/>
+          <w:rFonts w:ascii="Segoe UI" w:hAnsi="Segoe UI" w:cs="Segoe UI"/>
+          <w:b w:val="0"/>
+          <w:bCs w:val="0"/>
+          <w:color w:val="0F1115"/>
+        </w:rPr>
+        <w:t>layer1</w:t>
+      </w:r>
+      <w:r>
+        <w:rPr>
+          <w:rStyle w:val="af0"/>
+          <w:rFonts w:ascii="Segoe UI" w:hAnsi="Segoe UI" w:cs="Segoe UI"/>
+          <w:b w:val="0"/>
+          <w:bCs w:val="0"/>
+          <w:color w:val="0F1115"/>
+        </w:rPr>
+        <w:t>、</w:t>
+      </w:r>
+      <w:r>
+        <w:rPr>
+          <w:rStyle w:val="af0"/>
+          <w:rFonts w:ascii="Segoe UI" w:hAnsi="Segoe UI" w:cs="Segoe UI"/>
+          <w:b w:val="0"/>
+          <w:bCs w:val="0"/>
+          <w:color w:val="0F1115"/>
+        </w:rPr>
+        <w:t>layer2</w:t>
+      </w:r>
+      <w:r>
+        <w:rPr>
+          <w:rStyle w:val="af0"/>
+          <w:rFonts w:ascii="Segoe UI" w:hAnsi="Segoe UI" w:cs="Segoe UI"/>
+          <w:b w:val="0"/>
+          <w:bCs w:val="0"/>
+          <w:color w:val="0F1115"/>
+        </w:rPr>
+        <w:t>、</w:t>
+      </w:r>
+      <w:r>
+        <w:rPr>
+          <w:rStyle w:val="af0"/>
+          <w:rFonts w:ascii="Segoe UI" w:hAnsi="Segoe UI" w:cs="Segoe UI"/>
+          <w:b w:val="0"/>
+          <w:bCs w:val="0"/>
+          <w:color w:val="0F1115"/>
+        </w:rPr>
+        <w:t>layer3</w:t>
+      </w:r>
+      <w:r>
+        <w:rPr>
+          <w:rStyle w:val="af0"/>
+          <w:rFonts w:ascii="Segoe UI" w:hAnsi="Segoe UI" w:cs="Segoe UI"/>
+          <w:b w:val="0"/>
+          <w:bCs w:val="0"/>
+          <w:color w:val="0F1115"/>
+        </w:rPr>
+        <w:t>）的所有参数，使其保持预训练权重不变；</w:t>
+      </w:r>
+    </w:p>
+    <w:p>
+      <w:pPr>
+        <w:pStyle w:val="ds-markdown-paragraph"/>
+        <w:shd w:val="clear" w:color="auto" w:fill="FFFFFF"/>
+        <w:spacing w:before="240" w:beforeAutospacing="0" w:after="240" w:afterAutospacing="0" w:line="400" w:lineRule="exact"/>
+        <w:ind w:firstLine="482"/>
+        <w:rPr>
+          <w:rStyle w:val="af0"/>
+          <w:rFonts w:ascii="Segoe UI" w:hAnsi="Segoe UI" w:cs="Segoe UI"/>
+          <w:b w:val="0"/>
+          <w:bCs w:val="0"/>
+          <w:color w:val="0F1115"/>
+        </w:rPr>
+      </w:pPr>
+      <w:r>
+        <w:rPr>
+          <w:rStyle w:val="af0"/>
+          <w:rFonts w:ascii="Segoe UI" w:hAnsi="Segoe UI" w:cs="Segoe UI"/>
+          <w:b w:val="0"/>
+          <w:bCs w:val="0"/>
+          <w:color w:val="0F1115"/>
+        </w:rPr>
+        <w:t>仅对</w:t>
+      </w:r>
+      <w:r>
+        <w:rPr>
+          <w:rStyle w:val="af0"/>
+          <w:rFonts w:ascii="Segoe UI" w:hAnsi="Segoe UI" w:cs="Segoe UI"/>
+          <w:b w:val="0"/>
+          <w:bCs w:val="0"/>
+          <w:color w:val="0F1115"/>
+        </w:rPr>
+        <w:t>layer4</w:t>
+      </w:r>
+      <w:r>
+        <w:rPr>
+          <w:rStyle w:val="af0"/>
+          <w:rFonts w:ascii="Segoe UI" w:hAnsi="Segoe UI" w:cs="Segoe UI"/>
+          <w:b w:val="0"/>
+          <w:bCs w:val="0"/>
+          <w:color w:val="0F1115"/>
+        </w:rPr>
+        <w:t>以及新替换的全连接分类器进行训练，使模型能够在小样本条件下快速适应人脸识别任务；</w:t>
+      </w:r>
+    </w:p>
+    <w:p>
+      <w:pPr>
+        <w:pStyle w:val="ds-markdown-paragraph"/>
+        <w:shd w:val="clear" w:color="auto" w:fill="FFFFFF"/>
+        <w:spacing w:before="240" w:beforeAutospacing="0" w:after="240" w:afterAutospacing="0" w:line="400" w:lineRule="exact"/>
+        <w:ind w:firstLine="482"/>
+        <w:rPr>
+          <w:rStyle w:val="af0"/>
+          <w:rFonts w:ascii="Segoe UI" w:hAnsi="Segoe UI" w:cs="Segoe UI"/>
+          <w:b w:val="0"/>
+          <w:bCs w:val="0"/>
+          <w:color w:val="0F1115"/>
+        </w:rPr>
+      </w:pPr>
+      <w:r>
+        <w:rPr>
+          <w:rStyle w:val="af0"/>
+          <w:rFonts w:ascii="Segoe UI" w:hAnsi="Segoe UI" w:cs="Segoe UI"/>
+          <w:b w:val="0"/>
+          <w:bCs w:val="0"/>
+          <w:color w:val="0F1115"/>
+        </w:rPr>
+        <w:t>全连接层输入特征维度为</w:t>
+      </w:r>
+      <w:r>
+        <w:rPr>
+          <w:rStyle w:val="af0"/>
+          <w:rFonts w:ascii="Segoe UI" w:hAnsi="Segoe UI" w:cs="Segoe UI"/>
+          <w:b w:val="0"/>
+          <w:bCs w:val="0"/>
+          <w:color w:val="0F1115"/>
+        </w:rPr>
+        <w:t>512</w:t>
+      </w:r>
+      <w:r>
+        <w:rPr>
+          <w:rStyle w:val="af0"/>
+          <w:rFonts w:ascii="Segoe UI" w:hAnsi="Segoe UI" w:cs="Segoe UI"/>
+          <w:b w:val="0"/>
+          <w:bCs w:val="0"/>
+          <w:color w:val="0F1115"/>
+        </w:rPr>
+        <w:t>，输出维度为</w:t>
+      </w:r>
+      <w:r>
+        <w:rPr>
+          <w:rStyle w:val="af0"/>
+          <w:rFonts w:ascii="Segoe UI" w:hAnsi="Segoe UI" w:cs="Segoe UI"/>
+          <w:b w:val="0"/>
+          <w:bCs w:val="0"/>
+          <w:color w:val="0F1115"/>
+        </w:rPr>
+        <w:t>100</w:t>
+      </w:r>
+      <w:r>
+        <w:rPr>
+          <w:rStyle w:val="af0"/>
+          <w:rFonts w:ascii="Segoe UI" w:hAnsi="Segoe UI" w:cs="Segoe UI"/>
+          <w:b w:val="0"/>
+          <w:bCs w:val="0"/>
+          <w:color w:val="0F1115"/>
+        </w:rPr>
+        <w:t>（对应数据集中的</w:t>
+      </w:r>
+      <w:r>
+        <w:rPr>
+          <w:rStyle w:val="af0"/>
+          <w:rFonts w:ascii="Segoe UI" w:hAnsi="Segoe UI" w:cs="Segoe UI"/>
+          <w:b w:val="0"/>
+          <w:bCs w:val="0"/>
+          <w:color w:val="0F1115"/>
+        </w:rPr>
+        <w:t>100</w:t>
+      </w:r>
+      <w:r>
+        <w:rPr>
+          <w:rStyle w:val="af0"/>
+          <w:rFonts w:ascii="Segoe UI" w:hAnsi="Segoe UI" w:cs="Segoe UI"/>
+          <w:b w:val="0"/>
+          <w:bCs w:val="0"/>
+          <w:color w:val="0F1115"/>
+        </w:rPr>
+        <w:t>个人员）。</w:t>
+      </w:r>
+    </w:p>
+    <w:p>
+      <w:pPr>
+        <w:pStyle w:val="ds-markdown-paragraph"/>
+        <w:shd w:val="clear" w:color="auto" w:fill="FFFFFF"/>
+        <w:spacing w:before="240" w:beforeAutospacing="0" w:after="240" w:afterAutospacing="0" w:line="400" w:lineRule="exact"/>
+        <w:ind w:firstLine="482"/>
+        <w:rPr>
+          <w:rStyle w:val="af0"/>
+          <w:rFonts w:ascii="Segoe UI" w:hAnsi="Segoe UI" w:cs="Segoe UI"/>
+          <w:b w:val="0"/>
+          <w:bCs w:val="0"/>
+          <w:color w:val="0F1115"/>
+        </w:rPr>
+      </w:pPr>
+      <w:r>
+        <w:rPr>
+          <w:rStyle w:val="af0"/>
+          <w:rFonts w:ascii="Segoe UI" w:hAnsi="Segoe UI" w:cs="Segoe UI"/>
+          <w:b w:val="0"/>
+          <w:bCs w:val="0"/>
+          <w:color w:val="0F1115"/>
+        </w:rPr>
+        <w:lastRenderedPageBreak/>
+        <w:t>训练采用与手写</w:t>
+      </w:r>
+      <w:r>
+        <w:rPr>
+          <w:rStyle w:val="af0"/>
+          <w:rFonts w:ascii="Segoe UI" w:hAnsi="Segoe UI" w:cs="Segoe UI"/>
+          <w:b w:val="0"/>
+          <w:bCs w:val="0"/>
+          <w:color w:val="0F1115"/>
+        </w:rPr>
+        <w:t>CNN</w:t>
+      </w:r>
+      <w:r>
+        <w:rPr>
+          <w:rStyle w:val="af0"/>
+          <w:rFonts w:ascii="Segoe UI" w:hAnsi="Segoe UI" w:cs="Segoe UI"/>
+          <w:b w:val="0"/>
+          <w:bCs w:val="0"/>
+          <w:color w:val="0F1115"/>
+        </w:rPr>
+        <w:t>相同的超参数配置（</w:t>
+      </w:r>
+      <w:r>
+        <w:rPr>
+          <w:rStyle w:val="af0"/>
+          <w:rFonts w:ascii="Segoe UI" w:hAnsi="Segoe UI" w:cs="Segoe UI"/>
+          <w:b w:val="0"/>
+          <w:bCs w:val="0"/>
+          <w:color w:val="0F1115"/>
+        </w:rPr>
+        <w:t>batch_size=8</w:t>
+      </w:r>
+      <w:r>
+        <w:rPr>
+          <w:rStyle w:val="af0"/>
+          <w:rFonts w:ascii="Segoe UI" w:hAnsi="Segoe UI" w:cs="Segoe UI"/>
+          <w:b w:val="0"/>
+          <w:bCs w:val="0"/>
+          <w:color w:val="0F1115"/>
+        </w:rPr>
+        <w:t>、学习率</w:t>
+      </w:r>
+      <w:r>
+        <w:rPr>
+          <w:rStyle w:val="af0"/>
+          <w:rFonts w:ascii="Segoe UI" w:hAnsi="Segoe UI" w:cs="Segoe UI"/>
+          <w:b w:val="0"/>
+          <w:bCs w:val="0"/>
+          <w:color w:val="0F1115"/>
+        </w:rPr>
+        <w:t>0.001</w:t>
+      </w:r>
+      <w:r>
+        <w:rPr>
+          <w:rStyle w:val="af0"/>
+          <w:rFonts w:ascii="Segoe UI" w:hAnsi="Segoe UI" w:cs="Segoe UI"/>
+          <w:b w:val="0"/>
+          <w:bCs w:val="0"/>
+          <w:color w:val="0F1115"/>
+        </w:rPr>
+        <w:t>、</w:t>
+      </w:r>
+      <w:r>
+        <w:rPr>
+          <w:rStyle w:val="af0"/>
+          <w:rFonts w:ascii="Segoe UI" w:hAnsi="Segoe UI" w:cs="Segoe UI"/>
+          <w:b w:val="0"/>
+          <w:bCs w:val="0"/>
+          <w:color w:val="0F1115"/>
+        </w:rPr>
+        <w:t>Adam</w:t>
+      </w:r>
+      <w:r>
+        <w:rPr>
+          <w:rStyle w:val="af0"/>
+          <w:rFonts w:ascii="Segoe UI" w:hAnsi="Segoe UI" w:cs="Segoe UI"/>
+          <w:b w:val="0"/>
+          <w:bCs w:val="0"/>
+          <w:color w:val="0F1115"/>
+        </w:rPr>
+        <w:t>优化器、</w:t>
+      </w:r>
+      <w:r>
+        <w:rPr>
+          <w:rStyle w:val="af0"/>
+          <w:rFonts w:ascii="Segoe UI" w:hAnsi="Segoe UI" w:cs="Segoe UI"/>
+          <w:b w:val="0"/>
+          <w:bCs w:val="0"/>
+          <w:color w:val="0F1115"/>
+        </w:rPr>
+        <w:t>StepLR</w:t>
+      </w:r>
+      <w:r>
+        <w:rPr>
+          <w:rStyle w:val="af0"/>
+          <w:rFonts w:ascii="Segoe UI" w:hAnsi="Segoe UI" w:cs="Segoe UI"/>
+          <w:b w:val="0"/>
+          <w:bCs w:val="0"/>
+          <w:color w:val="0F1115"/>
+        </w:rPr>
+        <w:t>调度），共训练</w:t>
+      </w:r>
+      <w:r>
+        <w:rPr>
+          <w:rStyle w:val="af0"/>
+          <w:rFonts w:ascii="Segoe UI" w:hAnsi="Segoe UI" w:cs="Segoe UI"/>
+          <w:b w:val="0"/>
+          <w:bCs w:val="0"/>
+          <w:color w:val="0F1115"/>
+        </w:rPr>
+        <w:t>50</w:t>
+      </w:r>
+      <w:r>
+        <w:rPr>
+          <w:rStyle w:val="af0"/>
+          <w:rFonts w:ascii="Segoe UI" w:hAnsi="Segoe UI" w:cs="Segoe UI"/>
+          <w:b w:val="0"/>
+          <w:bCs w:val="0"/>
+          <w:color w:val="0F1115"/>
+        </w:rPr>
+        <w:t>个</w:t>
+      </w:r>
+      <w:r>
+        <w:rPr>
+          <w:rStyle w:val="af0"/>
+          <w:rFonts w:ascii="Segoe UI" w:hAnsi="Segoe UI" w:cs="Segoe UI"/>
+          <w:b w:val="0"/>
+          <w:bCs w:val="0"/>
+          <w:color w:val="0F1115"/>
+        </w:rPr>
+        <w:t>epoch</w:t>
+      </w:r>
+      <w:r>
+        <w:rPr>
+          <w:rStyle w:val="af0"/>
+          <w:rFonts w:ascii="Segoe UI" w:hAnsi="Segoe UI" w:cs="Segoe UI"/>
+          <w:b w:val="0"/>
+          <w:bCs w:val="0"/>
+          <w:color w:val="0F1115"/>
+        </w:rPr>
+        <w:t>。训练过程中，验证集准确率快速上升，约</w:t>
+      </w:r>
+      <w:r>
+        <w:rPr>
+          <w:rStyle w:val="af0"/>
+          <w:rFonts w:ascii="Segoe UI" w:hAnsi="Segoe UI" w:cs="Segoe UI"/>
+          <w:b w:val="0"/>
+          <w:bCs w:val="0"/>
+          <w:color w:val="0F1115"/>
+        </w:rPr>
+        <w:t>30</w:t>
+      </w:r>
+      <w:r>
+        <w:rPr>
+          <w:rStyle w:val="af0"/>
+          <w:rFonts w:ascii="Segoe UI" w:hAnsi="Segoe UI" w:cs="Segoe UI"/>
+          <w:b w:val="0"/>
+          <w:bCs w:val="0"/>
+          <w:color w:val="0F1115"/>
+        </w:rPr>
+        <w:t>轮后达到</w:t>
+      </w:r>
+      <w:r>
+        <w:rPr>
+          <w:rStyle w:val="af0"/>
+          <w:rFonts w:ascii="Segoe UI" w:hAnsi="Segoe UI" w:cs="Segoe UI"/>
+          <w:b w:val="0"/>
+          <w:bCs w:val="0"/>
+          <w:color w:val="0F1115"/>
+        </w:rPr>
+        <w:t>90%</w:t>
+      </w:r>
+      <w:r>
+        <w:rPr>
+          <w:rStyle w:val="af0"/>
+          <w:rFonts w:ascii="Segoe UI" w:hAnsi="Segoe UI" w:cs="Segoe UI"/>
+          <w:b w:val="0"/>
+          <w:bCs w:val="0"/>
+          <w:color w:val="0F1115"/>
+        </w:rPr>
+        <w:t>以上，最终最佳验证准确率为</w:t>
+      </w:r>
+      <w:r>
+        <w:rPr>
+          <w:rStyle w:val="af0"/>
+          <w:rFonts w:ascii="Segoe UI" w:hAnsi="Segoe UI" w:cs="Segoe UI"/>
+          <w:b w:val="0"/>
+          <w:bCs w:val="0"/>
+          <w:color w:val="0F1115"/>
+        </w:rPr>
+        <w:t>92%</w:t>
+      </w:r>
+      <w:r>
+        <w:rPr>
+          <w:rStyle w:val="af0"/>
+          <w:rFonts w:ascii="Segoe UI" w:hAnsi="Segoe UI" w:cs="Segoe UI"/>
+          <w:b w:val="0"/>
+          <w:bCs w:val="0"/>
+          <w:color w:val="0F1115"/>
+        </w:rPr>
+        <w:t>。</w:t>
       </w:r>
     </w:p>
     <w:p>
@@ -822,196 +2984,34 @@
         </w:rPr>
       </w:pPr>
       <w:r>
-        <w:t>闭集人脸识别将人脸识别视为一个标准的“多分类问题”，即模型需要将输入的人脸图像归类为训练集中已知的某个人员身份。本实验采用MTCNN提取的128×128尺寸人脸图像作为数据集，按8:2比例划分为训练集（约400张）和验证集（约100张），分别实现了手写CNN网络和ResNet18预训练模型微调两种方案，并对二者性能进行对比分析。</w:t>
+        <w:rPr>
+          <w:b/>
+          <w:bCs/>
+        </w:rPr>
+        <w:t>结果对比与分析</w:t>
       </w:r>
     </w:p>
     <w:p>
       <w:pPr>
-        <w:pStyle w:val="3"/>
-      </w:pPr>
-      <w:r>
-        <w:lastRenderedPageBreak/>
-        <w:t>手写</w:t>
-      </w:r>
-      <w:r>
-        <w:t>CNN</w:t>
-      </w:r>
-      <w:r>
-        <w:t>网络设计与训练</w:t>
-      </w:r>
-    </w:p>
-    <w:p>
-      <w:pPr>
         <w:pStyle w:val="ds-markdown-paragraph"/>
-        <w:spacing w:line="400" w:lineRule="exact"/>
+        <w:shd w:val="clear" w:color="auto" w:fill="FFFFFF"/>
+        <w:spacing w:before="240" w:beforeAutospacing="0" w:after="240" w:afterAutospacing="0" w:line="400" w:lineRule="exact"/>
         <w:ind w:firstLine="482"/>
         <w:rPr>
-          <w:rFonts w:hint="eastAsia"/>
-        </w:rPr>
-      </w:pPr>
-      <w:r>
-        <w:t>为实现对深度学习模型底层原理的深入理解，本实验从零搭建了一个自定义卷积神经网络。网络结构包含5层卷积层和3层全连接层，具体设计如下：</w:t>
-      </w:r>
-    </w:p>
-    <w:p>
-      <w:pPr>
-        <w:pStyle w:val="ds-markdown-paragraph"/>
-        <w:spacing w:before="240" w:after="240" w:line="400" w:lineRule="exact"/>
-        <w:ind w:firstLine="420"/>
-        <w:rPr>
-          <w:rFonts w:hint="eastAsia"/>
-        </w:rPr>
-      </w:pPr>
-      <w:r>
-        <w:t>卷积层部分：采用32→64→128→256→512的通道数逐级递增策略，每层卷积后均添加BatchNorm2d进行批归一化以加速收敛，并使用ReLU激活函数引入非线性，最后通过MaxPool2d进行下采样。</w:t>
-      </w:r>
-    </w:p>
-    <w:p>
-      <w:pPr>
-        <w:pStyle w:val="ds-markdown-paragraph"/>
-        <w:spacing w:before="240" w:after="240" w:line="400" w:lineRule="exact"/>
-        <w:ind w:firstLine="420"/>
-        <w:rPr>
-          <w:rFonts w:hint="eastAsia"/>
-        </w:rPr>
-      </w:pPr>
-      <w:r>
-        <w:t>全连接层部分：将卷积层输出的特征图展平后，依次经过1024维和512维的全连接层，每层后均添加Dropout层（比率分别为0.5、0.5、0.3）以防止过拟合，最终输出100个类别的分类结果。</w:t>
-      </w:r>
-    </w:p>
-    <w:p>
-      <w:pPr>
-        <w:pStyle w:val="ds-markdown-paragraph"/>
-        <w:spacing w:before="240" w:after="240" w:line="400" w:lineRule="exact"/>
-        <w:ind w:firstLine="420"/>
-        <w:rPr>
-          <w:rFonts w:hint="eastAsia"/>
-        </w:rPr>
-      </w:pPr>
-      <w:r>
-        <w:t>模型总参数量约10.5M，使用交叉熵损失函数和Adam优化器（学习率0.001），共训练100个epoch，并采用StepLR学习率调度策略（每50轮衰减0.5）。</w:t>
-      </w:r>
-    </w:p>
-    <w:p>
-      <w:pPr>
-        <w:pStyle w:val="ds-markdown-paragraph"/>
-        <w:spacing w:line="400" w:lineRule="exact"/>
-        <w:ind w:firstLine="482"/>
-        <w:rPr>
-          <w:rFonts w:hint="eastAsia"/>
-        </w:rPr>
-      </w:pPr>
-      <w:r>
-        <w:t>训练完成后，模型在验证集上的最佳准确率为28%。分析原因主要有两点：一是数据集规模较小（每人仅5张照片），而模型参数量较大，导致过拟合现象严重；二是从头训练CNN需要大量数据才能学习到有效特征，小样本条件下难以充分收敛。</w:t>
-      </w:r>
-    </w:p>
-    <w:p>
-      <w:pPr>
-        <w:pStyle w:val="3"/>
-      </w:pPr>
-      <w:r>
-        <w:t>ResNet18</w:t>
-      </w:r>
-      <w:r>
-        <w:t>预训练模型微调</w:t>
-      </w:r>
-    </w:p>
-    <w:p>
-      <w:pPr>
-        <w:pStyle w:val="ds-markdown-paragraph"/>
-        <w:spacing w:line="400" w:lineRule="exact"/>
-        <w:ind w:firstLine="482"/>
-        <w:rPr>
-          <w:rFonts w:hint="eastAsia"/>
-        </w:rPr>
-      </w:pPr>
-      <w:r>
-        <w:t>为解决小样本数据集的训练困难，本实验引入迁移学习策略，采用在ImageNet上预训练的ResNet18模型进行微调。具体策略如下：</w:t>
-      </w:r>
-    </w:p>
-    <w:p>
-      <w:pPr>
-        <w:pStyle w:val="ds-markdown-paragraph"/>
-        <w:spacing w:before="240" w:after="240" w:line="400" w:lineRule="exact"/>
-        <w:ind w:firstLine="420"/>
-        <w:rPr>
-          <w:rFonts w:hint="eastAsia"/>
-        </w:rPr>
-      </w:pPr>
-      <w:r>
-        <w:t>冻结ResNet18的前三个残差块（layer1、layer2、layer3）的所有参数，使其保持预训练权重不变；</w:t>
-      </w:r>
-    </w:p>
-    <w:p>
-      <w:pPr>
-        <w:pStyle w:val="ds-markdown-paragraph"/>
-        <w:spacing w:before="240" w:after="240" w:line="400" w:lineRule="exact"/>
-        <w:ind w:firstLine="420"/>
-        <w:rPr>
-          <w:rFonts w:hint="eastAsia"/>
-        </w:rPr>
-      </w:pPr>
-      <w:r>
-        <w:t>仅对layer4以及新替换的全连接分类器进行训练，使模型能够在小样本条件下快速适应人脸识别任务；</w:t>
-      </w:r>
-    </w:p>
-    <w:p>
-      <w:pPr>
-        <w:pStyle w:val="ds-markdown-paragraph"/>
-        <w:spacing w:before="240" w:after="240" w:line="400" w:lineRule="exact"/>
-        <w:ind w:firstLine="420"/>
-        <w:rPr>
-          <w:rFonts w:hint="eastAsia"/>
-        </w:rPr>
-      </w:pPr>
-      <w:r>
-        <w:t>全连接层输入特征维度为512，输出维度为100（对应数据集中的100个人员）。</w:t>
-      </w:r>
-    </w:p>
-    <w:p>
-      <w:pPr>
-        <w:pStyle w:val="ds-markdown-paragraph"/>
-        <w:spacing w:line="400" w:lineRule="exact"/>
-        <w:ind w:firstLine="482"/>
-        <w:rPr>
-          <w:rFonts w:hint="eastAsia"/>
-        </w:rPr>
-      </w:pPr>
-      <w:r>
-        <w:lastRenderedPageBreak/>
-        <w:t>训练采用与手写CNN相同的超参数配置（batch_size=8、学习率0.001、Adam优化器、StepLR调度），共训练50个epoch。训练过程中，验证集准确率快速上升，约30轮后达到90%以上，最终最佳验证准确率为92%。</w:t>
-      </w:r>
-    </w:p>
-    <w:p>
-      <w:pPr>
-        <w:pStyle w:val="ds-markdown-paragraph"/>
-        <w:spacing w:line="400" w:lineRule="exact"/>
-        <w:ind w:firstLine="482"/>
-        <w:rPr>
-          <w:rFonts w:hint="eastAsia"/>
-        </w:rPr>
-      </w:pPr>
-      <w:r>
-        <w:rPr>
-          <w:b/>
-          <w:bCs/>
-        </w:rPr>
-        <w:t>结果对比与分析</w:t>
-      </w:r>
-    </w:p>
-    <w:p>
-      <w:pPr>
-        <w:pStyle w:val="ds-markdown-paragraph"/>
-        <w:spacing w:line="400" w:lineRule="exact"/>
-        <w:ind w:firstLine="482"/>
-        <w:rPr>
-          <w:rFonts w:hint="eastAsia"/>
-        </w:rPr>
-      </w:pPr>
-      <w:r>
-        <w:rPr>
-          <w:rFonts w:hint="eastAsia"/>
-          <w:noProof/>
+          <w:rStyle w:val="af0"/>
+          <w:rFonts w:ascii="Segoe UI" w:hAnsi="Segoe UI" w:cs="Segoe UI"/>
+          <w:b w:val="0"/>
+          <w:bCs w:val="0"/>
+          <w:color w:val="0F1115"/>
+        </w:rPr>
+      </w:pPr>
+      <w:r>
+        <w:rPr>
+          <w:rStyle w:val="af0"/>
+          <w:rFonts w:ascii="Segoe UI" w:hAnsi="Segoe UI" w:cs="Segoe UI"/>
+          <w:b w:val="0"/>
+          <w:bCs w:val="0"/>
+          <w:color w:val="0F1115"/>
         </w:rPr>
         <w:drawing>
           <wp:anchor distT="0" distB="0" distL="114300" distR="114300" simplePos="0" relativeHeight="251660288" behindDoc="0" locked="0" layoutInCell="1" allowOverlap="1" wp14:anchorId="0D8644C5" wp14:editId="6455A992">
@@ -1074,6 +3074,13 @@
         </w:drawing>
       </w:r>
       <w:r>
+        <w:rPr>
+          <w:rStyle w:val="af0"/>
+          <w:rFonts w:ascii="Segoe UI" w:hAnsi="Segoe UI" w:cs="Segoe UI"/>
+          <w:b w:val="0"/>
+          <w:bCs w:val="0"/>
+          <w:color w:val="0F1115"/>
+        </w:rPr>
         <w:drawing>
           <wp:anchor distT="0" distB="0" distL="114300" distR="114300" simplePos="0" relativeHeight="251659264" behindDoc="0" locked="0" layoutInCell="1" allowOverlap="1" wp14:anchorId="21FC3FAA" wp14:editId="06401AED">
             <wp:simplePos x="0" y="0"/>
@@ -1125,6 +3132,13 @@
         </w:drawing>
       </w:r>
       <w:r>
+        <w:rPr>
+          <w:rStyle w:val="af0"/>
+          <w:rFonts w:ascii="Segoe UI" w:hAnsi="Segoe UI" w:cs="Segoe UI"/>
+          <w:b w:val="0"/>
+          <w:bCs w:val="0"/>
+          <w:color w:val="0F1115"/>
+        </w:rPr>
         <w:t>两种方法的性能对比如下表所示：</w:t>
       </w:r>
     </w:p>
@@ -2308,21 +4322,463 @@
     <w:p>
       <w:pPr>
         <w:pStyle w:val="ds-markdown-paragraph"/>
-        <w:spacing w:line="400" w:lineRule="exact"/>
+        <w:shd w:val="clear" w:color="auto" w:fill="FFFFFF"/>
+        <w:spacing w:before="240" w:beforeAutospacing="0" w:after="240" w:afterAutospacing="0" w:line="400" w:lineRule="exact"/>
         <w:ind w:firstLine="482"/>
         <w:rPr>
-          <w:rFonts w:hint="eastAsia"/>
-        </w:rPr>
-      </w:pPr>
-      <w:r>
-        <w:rPr>
-          <w:b/>
-          <w:bCs/>
-        </w:rPr>
-        <w:t>特征向量化（Embedding）</w:t>
-      </w:r>
-      <w:r>
-        <w:t>：本实验采用基于vggface2数据集预训练的InceptionResnetV1模型作为特征提取器。与步骤二中的分类模型不同，该模型不再通过Softmax输出类别概率，而是将任意一张输入的人脸图像映射为一个512维的特征向量（Embedding）。这一特征向量具有优良的数学性质：同一人的不同照片在特征空间中距离相近，而不同人的照片则距离较远。这种基于度量学习的表示方式为后续的相似度匹配奠定了基础。</w:t>
+          <w:rStyle w:val="af0"/>
+          <w:rFonts w:ascii="Segoe UI" w:hAnsi="Segoe UI" w:cs="Segoe UI"/>
+          <w:b w:val="0"/>
+          <w:bCs w:val="0"/>
+          <w:color w:val="0F1115"/>
+        </w:rPr>
+      </w:pPr>
+      <w:r>
+        <w:rPr>
+          <w:rStyle w:val="af0"/>
+          <w:rFonts w:ascii="Segoe UI" w:hAnsi="Segoe UI" w:cs="Segoe UI"/>
+          <w:color w:val="0F1115"/>
+        </w:rPr>
+        <w:t>特征向量化（</w:t>
+      </w:r>
+      <w:r>
+        <w:rPr>
+          <w:rStyle w:val="af0"/>
+          <w:rFonts w:ascii="Segoe UI" w:hAnsi="Segoe UI" w:cs="Segoe UI"/>
+          <w:color w:val="0F1115"/>
+        </w:rPr>
+        <w:t>Embedding</w:t>
+      </w:r>
+      <w:r>
+        <w:rPr>
+          <w:rStyle w:val="af0"/>
+          <w:rFonts w:ascii="Segoe UI" w:hAnsi="Segoe UI" w:cs="Segoe UI"/>
+          <w:color w:val="0F1115"/>
+        </w:rPr>
+        <w:t>）</w:t>
+      </w:r>
+      <w:r>
+        <w:rPr>
+          <w:rStyle w:val="af0"/>
+          <w:rFonts w:ascii="Segoe UI" w:hAnsi="Segoe UI" w:cs="Segoe UI"/>
+          <w:b w:val="0"/>
+          <w:bCs w:val="0"/>
+          <w:color w:val="0F1115"/>
+        </w:rPr>
+        <w:t>：本实验采用基于</w:t>
+      </w:r>
+      <w:r>
+        <w:rPr>
+          <w:rStyle w:val="af0"/>
+          <w:rFonts w:ascii="Segoe UI" w:hAnsi="Segoe UI" w:cs="Segoe UI"/>
+          <w:b w:val="0"/>
+          <w:bCs w:val="0"/>
+          <w:color w:val="0F1115"/>
+        </w:rPr>
+        <w:t>vggface2</w:t>
+      </w:r>
+      <w:r>
+        <w:rPr>
+          <w:rStyle w:val="af0"/>
+          <w:rFonts w:ascii="Segoe UI" w:hAnsi="Segoe UI" w:cs="Segoe UI"/>
+          <w:b w:val="0"/>
+          <w:bCs w:val="0"/>
+          <w:color w:val="0F1115"/>
+        </w:rPr>
+        <w:t>数据集预训练的</w:t>
+      </w:r>
+      <w:r>
+        <w:rPr>
+          <w:rStyle w:val="af0"/>
+          <w:rFonts w:ascii="Segoe UI" w:hAnsi="Segoe UI" w:cs="Segoe UI"/>
+          <w:b w:val="0"/>
+          <w:bCs w:val="0"/>
+          <w:color w:val="0F1115"/>
+        </w:rPr>
+        <w:t>InceptionResnetV1</w:t>
+      </w:r>
+      <w:r>
+        <w:rPr>
+          <w:rStyle w:val="af0"/>
+          <w:rFonts w:ascii="Segoe UI" w:hAnsi="Segoe UI" w:cs="Segoe UI"/>
+          <w:b w:val="0"/>
+          <w:bCs w:val="0"/>
+          <w:color w:val="0F1115"/>
+        </w:rPr>
+        <w:t>模型作为特征提取器。与步骤二中的分类模型不同，该模型不再通过</w:t>
+      </w:r>
+      <w:r>
+        <w:rPr>
+          <w:rStyle w:val="af0"/>
+          <w:rFonts w:ascii="Segoe UI" w:hAnsi="Segoe UI" w:cs="Segoe UI"/>
+          <w:b w:val="0"/>
+          <w:bCs w:val="0"/>
+          <w:color w:val="0F1115"/>
+        </w:rPr>
+        <w:t>Softmax</w:t>
+      </w:r>
+      <w:r>
+        <w:rPr>
+          <w:rStyle w:val="af0"/>
+          <w:rFonts w:ascii="Segoe UI" w:hAnsi="Segoe UI" w:cs="Segoe UI"/>
+          <w:b w:val="0"/>
+          <w:bCs w:val="0"/>
+          <w:color w:val="0F1115"/>
+        </w:rPr>
+        <w:t>输出类别概率，而是将任意一张输入的人脸图像映射为一个</w:t>
+      </w:r>
+      <w:r>
+        <w:rPr>
+          <w:rStyle w:val="af0"/>
+          <w:rFonts w:ascii="Segoe UI" w:hAnsi="Segoe UI" w:cs="Segoe UI"/>
+          <w:b w:val="0"/>
+          <w:bCs w:val="0"/>
+          <w:color w:val="0F1115"/>
+        </w:rPr>
+        <w:t>512</w:t>
+      </w:r>
+      <w:r>
+        <w:rPr>
+          <w:rStyle w:val="af0"/>
+          <w:rFonts w:ascii="Segoe UI" w:hAnsi="Segoe UI" w:cs="Segoe UI"/>
+          <w:b w:val="0"/>
+          <w:bCs w:val="0"/>
+          <w:color w:val="0F1115"/>
+        </w:rPr>
+        <w:t>维的特征向量（</w:t>
+      </w:r>
+      <w:r>
+        <w:rPr>
+          <w:rStyle w:val="af0"/>
+          <w:rFonts w:ascii="Segoe UI" w:hAnsi="Segoe UI" w:cs="Segoe UI"/>
+          <w:b w:val="0"/>
+          <w:bCs w:val="0"/>
+          <w:color w:val="0F1115"/>
+        </w:rPr>
+        <w:t>Embedding</w:t>
+      </w:r>
+      <w:r>
+        <w:rPr>
+          <w:rStyle w:val="af0"/>
+          <w:rFonts w:ascii="Segoe UI" w:hAnsi="Segoe UI" w:cs="Segoe UI"/>
+          <w:b w:val="0"/>
+          <w:bCs w:val="0"/>
+          <w:color w:val="0F1115"/>
+        </w:rPr>
+        <w:t>）。这一特征向量具有优良的数学性质：同一人的不同照片在特征空间中距离相近，而不同人的照片则距离较远。这种基于度量学习的表示方式为后续的相似度匹配奠定了基础。</w:t>
+      </w:r>
+    </w:p>
+    <w:p>
+      <w:pPr>
+        <w:pStyle w:val="ds-markdown-paragraph"/>
+        <w:shd w:val="clear" w:color="auto" w:fill="FFFFFF"/>
+        <w:spacing w:before="240" w:beforeAutospacing="0" w:after="240" w:afterAutospacing="0" w:line="400" w:lineRule="exact"/>
+        <w:ind w:firstLine="482"/>
+        <w:rPr>
+          <w:rStyle w:val="af0"/>
+          <w:rFonts w:ascii="Segoe UI" w:hAnsi="Segoe UI" w:cs="Segoe UI"/>
+          <w:b w:val="0"/>
+          <w:bCs w:val="0"/>
+          <w:color w:val="0F1115"/>
+        </w:rPr>
+      </w:pPr>
+      <w:r>
+        <w:rPr>
+          <w:rStyle w:val="af0"/>
+          <w:rFonts w:ascii="Segoe UI" w:hAnsi="Segoe UI" w:cs="Segoe UI"/>
+          <w:color w:val="0F1115"/>
+        </w:rPr>
+        <w:t>距离度量匹配</w:t>
+      </w:r>
+      <w:r>
+        <w:rPr>
+          <w:rStyle w:val="af0"/>
+          <w:rFonts w:ascii="Segoe UI" w:hAnsi="Segoe UI" w:cs="Segoe UI"/>
+          <w:b w:val="0"/>
+          <w:bCs w:val="0"/>
+          <w:color w:val="0F1115"/>
+        </w:rPr>
+        <w:t>：开集识别的识别过程从</w:t>
+      </w:r>
+      <w:r>
+        <w:rPr>
+          <w:rStyle w:val="af0"/>
+          <w:rFonts w:ascii="Segoe UI" w:hAnsi="Segoe UI" w:cs="Segoe UI"/>
+          <w:b w:val="0"/>
+          <w:bCs w:val="0"/>
+          <w:color w:val="0F1115"/>
+        </w:rPr>
+        <w:t>“</w:t>
+      </w:r>
+      <w:r>
+        <w:rPr>
+          <w:rStyle w:val="af0"/>
+          <w:rFonts w:ascii="Segoe UI" w:hAnsi="Segoe UI" w:cs="Segoe UI"/>
+          <w:b w:val="0"/>
+          <w:bCs w:val="0"/>
+          <w:color w:val="0F1115"/>
+        </w:rPr>
+        <w:t>分类</w:t>
+      </w:r>
+      <w:r>
+        <w:rPr>
+          <w:rStyle w:val="af0"/>
+          <w:rFonts w:ascii="Segoe UI" w:hAnsi="Segoe UI" w:cs="Segoe UI"/>
+          <w:b w:val="0"/>
+          <w:bCs w:val="0"/>
+          <w:color w:val="0F1115"/>
+        </w:rPr>
+        <w:t>”</w:t>
+      </w:r>
+      <w:r>
+        <w:rPr>
+          <w:rStyle w:val="af0"/>
+          <w:rFonts w:ascii="Segoe UI" w:hAnsi="Segoe UI" w:cs="Segoe UI"/>
+          <w:b w:val="0"/>
+          <w:bCs w:val="0"/>
+          <w:color w:val="0F1115"/>
+        </w:rPr>
+        <w:t>转变为</w:t>
+      </w:r>
+      <w:r>
+        <w:rPr>
+          <w:rStyle w:val="af0"/>
+          <w:rFonts w:ascii="Segoe UI" w:hAnsi="Segoe UI" w:cs="Segoe UI"/>
+          <w:b w:val="0"/>
+          <w:bCs w:val="0"/>
+          <w:color w:val="0F1115"/>
+        </w:rPr>
+        <w:t>“</w:t>
+      </w:r>
+      <w:r>
+        <w:rPr>
+          <w:rStyle w:val="af0"/>
+          <w:rFonts w:ascii="Segoe UI" w:hAnsi="Segoe UI" w:cs="Segoe UI"/>
+          <w:b w:val="0"/>
+          <w:bCs w:val="0"/>
+          <w:color w:val="0F1115"/>
+        </w:rPr>
+        <w:t>查字典</w:t>
+      </w:r>
+      <w:r>
+        <w:rPr>
+          <w:rStyle w:val="af0"/>
+          <w:rFonts w:ascii="Segoe UI" w:hAnsi="Segoe UI" w:cs="Segoe UI"/>
+          <w:b w:val="0"/>
+          <w:bCs w:val="0"/>
+          <w:color w:val="0F1115"/>
+        </w:rPr>
+        <w:t>”</w:t>
+      </w:r>
+      <w:r>
+        <w:rPr>
+          <w:rStyle w:val="af0"/>
+          <w:rFonts w:ascii="Segoe UI" w:hAnsi="Segoe UI" w:cs="Segoe UI"/>
+          <w:b w:val="0"/>
+          <w:bCs w:val="0"/>
+          <w:color w:val="0F1115"/>
+        </w:rPr>
+        <w:t>。具体而言，系统首先为数据库中已知的每位人员提取一张</w:t>
+      </w:r>
+      <w:r>
+        <w:rPr>
+          <w:rStyle w:val="af0"/>
+          <w:rFonts w:ascii="Segoe UI" w:hAnsi="Segoe UI" w:cs="Segoe UI"/>
+          <w:b w:val="0"/>
+          <w:bCs w:val="0"/>
+          <w:color w:val="0F1115"/>
+        </w:rPr>
+        <w:t>“</w:t>
+      </w:r>
+      <w:r>
+        <w:rPr>
+          <w:rStyle w:val="af0"/>
+          <w:rFonts w:ascii="Segoe UI" w:hAnsi="Segoe UI" w:cs="Segoe UI"/>
+          <w:b w:val="0"/>
+          <w:bCs w:val="0"/>
+          <w:color w:val="0F1115"/>
+        </w:rPr>
+        <w:t>证件照</w:t>
+      </w:r>
+      <w:r>
+        <w:rPr>
+          <w:rStyle w:val="af0"/>
+          <w:rFonts w:ascii="Segoe UI" w:hAnsi="Segoe UI" w:cs="Segoe UI"/>
+          <w:b w:val="0"/>
+          <w:bCs w:val="0"/>
+          <w:color w:val="0F1115"/>
+        </w:rPr>
+        <w:t>”</w:t>
+      </w:r>
+      <w:r>
+        <w:rPr>
+          <w:rStyle w:val="af0"/>
+          <w:rFonts w:ascii="Segoe UI" w:hAnsi="Segoe UI" w:cs="Segoe UI"/>
+          <w:b w:val="0"/>
+          <w:bCs w:val="0"/>
+          <w:color w:val="0F1115"/>
+        </w:rPr>
+        <w:t>的</w:t>
+      </w:r>
+      <w:r>
+        <w:rPr>
+          <w:rStyle w:val="af0"/>
+          <w:rFonts w:ascii="Segoe UI" w:hAnsi="Segoe UI" w:cs="Segoe UI"/>
+          <w:b w:val="0"/>
+          <w:bCs w:val="0"/>
+          <w:color w:val="0F1115"/>
+        </w:rPr>
+        <w:t>512</w:t>
+      </w:r>
+      <w:r>
+        <w:rPr>
+          <w:rStyle w:val="af0"/>
+          <w:rFonts w:ascii="Segoe UI" w:hAnsi="Segoe UI" w:cs="Segoe UI"/>
+          <w:b w:val="0"/>
+          <w:bCs w:val="0"/>
+          <w:color w:val="0F1115"/>
+        </w:rPr>
+        <w:t>维特征向量，构建特征数据库。当输入一张待识别的人脸图像时，同样使用</w:t>
+      </w:r>
+      <w:r>
+        <w:rPr>
+          <w:rStyle w:val="af0"/>
+          <w:rFonts w:ascii="Segoe UI" w:hAnsi="Segoe UI" w:cs="Segoe UI"/>
+          <w:b w:val="0"/>
+          <w:bCs w:val="0"/>
+          <w:color w:val="0F1115"/>
+        </w:rPr>
+        <w:t>InceptionResnetV1</w:t>
+      </w:r>
+      <w:r>
+        <w:rPr>
+          <w:rStyle w:val="af0"/>
+          <w:rFonts w:ascii="Segoe UI" w:hAnsi="Segoe UI" w:cs="Segoe UI"/>
+          <w:b w:val="0"/>
+          <w:bCs w:val="0"/>
+          <w:color w:val="0F1115"/>
+        </w:rPr>
+        <w:t>模型提取其</w:t>
+      </w:r>
+      <w:r>
+        <w:rPr>
+          <w:rStyle w:val="af0"/>
+          <w:rFonts w:ascii="Segoe UI" w:hAnsi="Segoe UI" w:cs="Segoe UI"/>
+          <w:b w:val="0"/>
+          <w:bCs w:val="0"/>
+          <w:color w:val="0F1115"/>
+        </w:rPr>
+        <w:t>512</w:t>
+      </w:r>
+      <w:r>
+        <w:rPr>
+          <w:rStyle w:val="af0"/>
+          <w:rFonts w:ascii="Segoe UI" w:hAnsi="Segoe UI" w:cs="Segoe UI"/>
+          <w:b w:val="0"/>
+          <w:bCs w:val="0"/>
+          <w:color w:val="0F1115"/>
+        </w:rPr>
+        <w:t>维特征向量，然后与数据库中所有已知特征向量计算余弦相似度（</w:t>
+      </w:r>
+      <w:r>
+        <w:rPr>
+          <w:rStyle w:val="af0"/>
+          <w:rFonts w:ascii="Segoe UI" w:hAnsi="Segoe UI" w:cs="Segoe UI"/>
+          <w:b w:val="0"/>
+          <w:bCs w:val="0"/>
+          <w:color w:val="0F1115"/>
+        </w:rPr>
+        <w:t>Cosine Similarity</w:t>
+      </w:r>
+      <w:r>
+        <w:rPr>
+          <w:rStyle w:val="af0"/>
+          <w:rFonts w:ascii="Segoe UI" w:hAnsi="Segoe UI" w:cs="Segoe UI"/>
+          <w:b w:val="0"/>
+          <w:bCs w:val="0"/>
+          <w:color w:val="0F1115"/>
+        </w:rPr>
+        <w:t>），余弦相似度的取值范围为</w:t>
+      </w:r>
+      <w:r>
+        <w:rPr>
+          <w:rStyle w:val="af0"/>
+          <w:rFonts w:ascii="Segoe UI" w:hAnsi="Segoe UI" w:cs="Segoe UI"/>
+          <w:b w:val="0"/>
+          <w:bCs w:val="0"/>
+          <w:color w:val="0F1115"/>
+        </w:rPr>
+        <w:t>[-1, 1]</w:t>
+      </w:r>
+      <w:r>
+        <w:rPr>
+          <w:rStyle w:val="af0"/>
+          <w:rFonts w:ascii="Segoe UI" w:hAnsi="Segoe UI" w:cs="Segoe UI"/>
+          <w:b w:val="0"/>
+          <w:bCs w:val="0"/>
+          <w:color w:val="0F1115"/>
+        </w:rPr>
+        <w:t>，值越接近</w:t>
+      </w:r>
+      <w:r>
+        <w:rPr>
+          <w:rStyle w:val="af0"/>
+          <w:rFonts w:ascii="Segoe UI" w:hAnsi="Segoe UI" w:cs="Segoe UI"/>
+          <w:b w:val="0"/>
+          <w:bCs w:val="0"/>
+          <w:color w:val="0F1115"/>
+        </w:rPr>
+        <w:t>1</w:t>
+      </w:r>
+      <w:r>
+        <w:rPr>
+          <w:rStyle w:val="af0"/>
+          <w:rFonts w:ascii="Segoe UI" w:hAnsi="Segoe UI" w:cs="Segoe UI"/>
+          <w:b w:val="0"/>
+          <w:bCs w:val="0"/>
+          <w:color w:val="0F1115"/>
+        </w:rPr>
+        <w:t>表示两个特征向量的方向越一致，即两张人脸越相似。本实验设置识别阈值为</w:t>
+      </w:r>
+      <w:r>
+        <w:rPr>
+          <w:rStyle w:val="af0"/>
+          <w:rFonts w:ascii="Segoe UI" w:hAnsi="Segoe UI" w:cs="Segoe UI"/>
+          <w:b w:val="0"/>
+          <w:bCs w:val="0"/>
+          <w:color w:val="0F1115"/>
+        </w:rPr>
+        <w:t>0.75</w:t>
+      </w:r>
+      <w:r>
+        <w:rPr>
+          <w:rStyle w:val="af0"/>
+          <w:rFonts w:ascii="Segoe UI" w:hAnsi="Segoe UI" w:cs="Segoe UI"/>
+          <w:b w:val="0"/>
+          <w:bCs w:val="0"/>
+          <w:color w:val="0F1115"/>
+        </w:rPr>
+        <w:t>，若最高相似度大于等于该阈值，则系统判定为对应人员；若所有相似度均低于阈值，则标记为</w:t>
+      </w:r>
+      <w:r>
+        <w:rPr>
+          <w:rStyle w:val="af0"/>
+          <w:rFonts w:ascii="Segoe UI" w:hAnsi="Segoe UI" w:cs="Segoe UI"/>
+          <w:b w:val="0"/>
+          <w:bCs w:val="0"/>
+          <w:color w:val="0F1115"/>
+        </w:rPr>
+        <w:t>“Unknown”</w:t>
+      </w:r>
+      <w:r>
+        <w:rPr>
+          <w:rStyle w:val="af0"/>
+          <w:rFonts w:ascii="Segoe UI" w:hAnsi="Segoe UI" w:cs="Segoe UI"/>
+          <w:b w:val="0"/>
+          <w:bCs w:val="0"/>
+          <w:color w:val="0F1115"/>
+        </w:rPr>
+        <w:t>（未知人员），体现了开集识别拒绝未知样本的能力。</w:t>
       </w:r>
     </w:p>
     <w:p>
@@ -2331,47 +4787,70 @@
         <w:spacing w:line="400" w:lineRule="exact"/>
         <w:ind w:firstLine="482"/>
         <w:rPr>
-          <w:rFonts w:hint="eastAsia"/>
-        </w:rPr>
-      </w:pPr>
-      <w:r>
-        <w:rPr>
-          <w:b/>
-          <w:bCs/>
-        </w:rPr>
-        <w:t>距离度量匹配</w:t>
-      </w:r>
-      <w:r>
-        <w:t>：开集识别的识别过程从“分类”转变为“查字典”。具体而言，系统首先为数据库中已知的每位人员提取一张“证件照”的512维特征向量，构建特征数据库。当输入一张待识别的人脸图像时，同样使用InceptionResnetV1模型提取其512维特征向量，然后与数据库中所有已知特征向量计算余弦相似度（Cosine Similarity）</w:t>
-      </w:r>
-      <w:r>
-        <w:rPr>
-          <w:rFonts w:hint="eastAsia"/>
-        </w:rPr>
-        <w:t>，</w:t>
-      </w:r>
-      <w:r>
-        <w:t>余弦相似度的取值范围为[-1, 1]，值越接近1表示两个特征向量的方向越一致，即两张人脸越相似。本实验设置识别阈值为0.75，若最高相似度大于等于该阈值，则系统判定为对应人员；若所有相似度均低于阈值，则标记为“Unknown”（未知人员），体现了开集识别拒绝未知样本的能力。</w:t>
-      </w:r>
-    </w:p>
-    <w:p>
-      <w:pPr>
-        <w:pStyle w:val="ds-markdown-paragraph"/>
-        <w:spacing w:line="400" w:lineRule="exact"/>
-        <w:ind w:firstLine="482"/>
-        <w:rPr>
-          <w:rFonts w:hint="eastAsia"/>
-        </w:rPr>
-      </w:pPr>
-      <w:r>
-        <w:rPr>
-          <w:b/>
-          <w:bCs/>
+          <w:rStyle w:val="af0"/>
+          <w:rFonts w:ascii="Segoe UI" w:hAnsi="Segoe UI" w:cs="Segoe UI"/>
+          <w:b w:val="0"/>
+          <w:bCs w:val="0"/>
+          <w:color w:val="0F1115"/>
+        </w:rPr>
+      </w:pPr>
+      <w:r>
+        <w:rPr>
+          <w:rStyle w:val="af0"/>
+          <w:rFonts w:ascii="Segoe UI" w:hAnsi="Segoe UI" w:cs="Segoe UI"/>
+          <w:color w:val="0F1115"/>
         </w:rPr>
         <w:t>核心优势</w:t>
       </w:r>
       <w:r>
-        <w:t>：该范式的最大优势在于系统扩展性。在实际应用场景（如公司门禁系统）中，当有新员工入职时，完全不需要重新训练神经网络或等待模型收敛，只需提取该员工的一张照片特征，将其追加到特征数据库中即可立即生效。这种“零成本”的动态扩展能力，是闭集分类方案所无法实现的。</w:t>
+        <w:rPr>
+          <w:rStyle w:val="af0"/>
+          <w:rFonts w:ascii="Segoe UI" w:hAnsi="Segoe UI" w:cs="Segoe UI"/>
+          <w:b w:val="0"/>
+          <w:bCs w:val="0"/>
+          <w:color w:val="0F1115"/>
+        </w:rPr>
+        <w:t>：该范式的最大优势在于系统扩展性。在实际应用场景（如公司门禁系统）中，当有新员工入职时，完全不需要重新训练神经网络或等待模型收敛，只需提取该员工的一张照片特征，将其追加到特征数据库中即可立即生效。这种</w:t>
+      </w:r>
+      <w:r>
+        <w:rPr>
+          <w:rStyle w:val="af0"/>
+          <w:rFonts w:ascii="Segoe UI" w:hAnsi="Segoe UI" w:cs="Segoe UI"/>
+          <w:b w:val="0"/>
+          <w:bCs w:val="0"/>
+          <w:color w:val="0F1115"/>
+        </w:rPr>
+        <w:t>“</w:t>
+      </w:r>
+      <w:r>
+        <w:rPr>
+          <w:rStyle w:val="af0"/>
+          <w:rFonts w:ascii="Segoe UI" w:hAnsi="Segoe UI" w:cs="Segoe UI"/>
+          <w:b w:val="0"/>
+          <w:bCs w:val="0"/>
+          <w:color w:val="0F1115"/>
+        </w:rPr>
+        <w:t>零成本</w:t>
+      </w:r>
+      <w:r>
+        <w:rPr>
+          <w:rStyle w:val="af0"/>
+          <w:rFonts w:ascii="Segoe UI" w:hAnsi="Segoe UI" w:cs="Segoe UI"/>
+          <w:b w:val="0"/>
+          <w:bCs w:val="0"/>
+          <w:color w:val="0F1115"/>
+        </w:rPr>
+        <w:t>”</w:t>
+      </w:r>
+      <w:r>
+        <w:rPr>
+          <w:rStyle w:val="af0"/>
+          <w:rFonts w:ascii="Segoe UI" w:hAnsi="Segoe UI" w:cs="Segoe UI"/>
+          <w:b w:val="0"/>
+          <w:bCs w:val="0"/>
+          <w:color w:val="0F1115"/>
+        </w:rPr>
+        <w:t>的动态扩展能力，是闭集分类方案所无法实现的。</w:t>
       </w:r>
     </w:p>
     <w:p>
@@ -3466,6 +5945,9 @@
     <w:p>
       <w:pPr>
         <w:pStyle w:val="2"/>
+        <w:rPr>
+          <w:rFonts w:hint="eastAsia"/>
+        </w:rPr>
       </w:pPr>
       <w:r>
         <w:rPr>
@@ -3477,9 +5959,6 @@
     <w:p>
       <w:pPr>
         <w:ind w:firstLine="480"/>
-        <w:rPr>
-          <w:rFonts w:hint="eastAsia"/>
-        </w:rPr>
       </w:pPr>
       <w:r>
         <w:rPr>
